--- a/Knowledge/3-Work knowledge/1-Software Engineering/2-General Technologies/9-Databases/5-My Source/1-Intro to Databases/5-Database Transaction.docx
+++ b/Knowledge/3-Work knowledge/1-Software Engineering/2-General Technologies/9-Databases/5-My Source/1-Intro to Databases/5-Database Transaction.docx
@@ -7,6 +7,9 @@
         <w:pStyle w:val="Heading1"/>
       </w:pPr>
       <w:r>
+        <w:rPr>
+          <w:rFonts w:ascii="Arial" w:hAnsi="Arial" w:eastAsia="Arial"/>
+        </w:rPr>
         <w:t>Database Transaction</w:t>
       </w:r>
     </w:p>
@@ -16,17 +19,21 @@
       </w:pPr>
       <w:r>
         <w:rPr>
-          <w:rFonts w:ascii="Segoe UI Emoji" w:hAnsi="Segoe UI Emoji" w:cs="Segoe UI Emoji"/>
+          <w:rFonts w:ascii="Arial" w:hAnsi="Arial" w:cs="Segoe UI Emoji" w:eastAsia="Arial"/>
         </w:rPr>
         <w:t>🌟</w:t>
       </w:r>
       <w:r>
+        <w:rPr>
+          <w:rFonts w:ascii="Arial" w:hAnsi="Arial" w:eastAsia="Arial"/>
+        </w:rPr>
         <w:t xml:space="preserve"> Definition</w:t>
       </w:r>
     </w:p>
     <w:p>
       <w:r>
         <w:rPr>
+          <w:rFonts w:ascii="Arial" w:hAnsi="Arial" w:eastAsia="Arial"/>
           <w:b/>
           <w:color w:val="000000"/>
           <w:sz w:val="18"/>
@@ -36,6 +43,7 @@
       </w:r>
       <w:r>
         <w:rPr>
+          <w:rFonts w:ascii="Arial" w:hAnsi="Arial" w:eastAsia="Arial"/>
           <w:color w:val="000000"/>
           <w:sz w:val="18"/>
           <w:highlight w:val="lightGray"/>
@@ -44,6 +52,7 @@
       </w:r>
       <w:r>
         <w:rPr>
+          <w:rFonts w:ascii="Arial" w:hAnsi="Arial" w:eastAsia="Arial"/>
           <w:b/>
           <w:color w:val="000000"/>
           <w:sz w:val="18"/>
@@ -53,6 +62,7 @@
       </w:r>
       <w:r>
         <w:rPr>
+          <w:rFonts w:ascii="Arial" w:hAnsi="Arial" w:eastAsia="Arial"/>
           <w:color w:val="000000"/>
           <w:sz w:val="18"/>
           <w:highlight w:val="lightGray"/>
@@ -61,6 +71,7 @@
       </w:r>
       <w:r>
         <w:rPr>
+          <w:rFonts w:ascii="Arial" w:hAnsi="Arial" w:eastAsia="Arial"/>
           <w:b/>
           <w:color w:val="000000"/>
           <w:sz w:val="18"/>
@@ -70,6 +81,7 @@
       </w:r>
       <w:r>
         <w:rPr>
+          <w:rFonts w:ascii="Arial" w:hAnsi="Arial" w:eastAsia="Arial"/>
           <w:color w:val="000000"/>
           <w:sz w:val="18"/>
           <w:highlight w:val="lightGray"/>
@@ -85,13 +97,13 @@
       </w:pPr>
       <w:r>
         <w:rPr>
-          <w:rFonts w:ascii="Roboto Mono" w:hAnsi="Roboto Mono"/>
+          <w:rFonts w:ascii="Roboto Mono" w:hAnsi="Roboto Mono" w:eastAsia="Roboto Mono"/>
         </w:rPr>
         <w:t xml:space="preserve">A </w:t>
       </w:r>
       <w:r>
         <w:rPr>
-          <w:rFonts w:ascii="Roboto Mono" w:hAnsi="Roboto Mono"/>
+          <w:rFonts w:ascii="Roboto Mono" w:hAnsi="Roboto Mono" w:eastAsia="Roboto Mono"/>
           <w:b/>
           <w:bCs/>
         </w:rPr>
@@ -99,13 +111,13 @@
       </w:r>
       <w:r>
         <w:rPr>
-          <w:rFonts w:ascii="Roboto Mono" w:hAnsi="Roboto Mono"/>
+          <w:rFonts w:ascii="Roboto Mono" w:hAnsi="Roboto Mono" w:eastAsia="Roboto Mono"/>
         </w:rPr>
         <w:t xml:space="preserve"> is a </w:t>
       </w:r>
       <w:r>
         <w:rPr>
-          <w:rFonts w:ascii="Roboto Mono" w:hAnsi="Roboto Mono"/>
+          <w:rFonts w:ascii="Roboto Mono" w:hAnsi="Roboto Mono" w:eastAsia="Roboto Mono"/>
           <w:b/>
           <w:bCs/>
         </w:rPr>
@@ -113,7 +125,7 @@
       </w:r>
       <w:r>
         <w:rPr>
-          <w:rFonts w:ascii="Roboto Mono" w:hAnsi="Roboto Mono"/>
+          <w:rFonts w:ascii="Roboto Mono" w:hAnsi="Roboto Mono" w:eastAsia="Roboto Mono"/>
         </w:rPr>
         <w:t>.</w:t>
       </w:r>
@@ -126,7 +138,7 @@
       </w:pPr>
       <w:r>
         <w:rPr>
-          <w:rFonts w:ascii="Roboto Mono" w:hAnsi="Roboto Mono"/>
+          <w:rFonts w:ascii="Roboto Mono" w:hAnsi="Roboto Mono" w:eastAsia="Roboto Mono"/>
         </w:rPr>
         <w:t>Either:</w:t>
       </w:r>
@@ -143,19 +155,19 @@
       </w:pPr>
       <w:r>
         <w:rPr>
-          <w:rFonts w:ascii="Segoe UI Emoji" w:hAnsi="Segoe UI Emoji" w:cs="Segoe UI Emoji"/>
+          <w:rFonts w:ascii="Roboto Mono" w:hAnsi="Roboto Mono" w:cs="Segoe UI Emoji" w:eastAsia="Roboto Mono"/>
         </w:rPr>
         <w:t>✅</w:t>
       </w:r>
       <w:r>
         <w:rPr>
-          <w:rFonts w:ascii="Roboto Mono" w:hAnsi="Roboto Mono"/>
+          <w:rFonts w:ascii="Roboto Mono" w:hAnsi="Roboto Mono" w:eastAsia="Roboto Mono"/>
         </w:rPr>
         <w:t xml:space="preserve"> </w:t>
       </w:r>
       <w:r>
         <w:rPr>
-          <w:rFonts w:ascii="Roboto Mono" w:hAnsi="Roboto Mono"/>
+          <w:rFonts w:ascii="Roboto Mono" w:hAnsi="Roboto Mono" w:eastAsia="Roboto Mono"/>
           <w:b/>
           <w:bCs/>
         </w:rPr>
@@ -163,19 +175,19 @@
       </w:r>
       <w:r>
         <w:rPr>
-          <w:rFonts w:ascii="Roboto Mono" w:hAnsi="Roboto Mono"/>
+          <w:rFonts w:ascii="Roboto Mono" w:hAnsi="Roboto Mono" w:eastAsia="Roboto Mono"/>
         </w:rPr>
         <w:t xml:space="preserve"> </w:t>
       </w:r>
       <w:r>
         <w:rPr>
-          <w:rFonts w:ascii="Arial" w:hAnsi="Arial" w:cs="Arial"/>
+          <w:rFonts w:ascii="Roboto Mono" w:hAnsi="Roboto Mono" w:cs="Arial" w:eastAsia="Roboto Mono"/>
         </w:rPr>
         <w:t>→</w:t>
       </w:r>
       <w:r>
         <w:rPr>
-          <w:rFonts w:ascii="Roboto Mono" w:hAnsi="Roboto Mono"/>
+          <w:rFonts w:ascii="Roboto Mono" w:hAnsi="Roboto Mono" w:eastAsia="Roboto Mono"/>
         </w:rPr>
         <w:t xml:space="preserve"> transaction is committed. </w:t>
       </w:r>
@@ -192,19 +204,19 @@
       </w:pPr>
       <w:r>
         <w:rPr>
-          <w:rFonts w:ascii="Segoe UI Emoji" w:hAnsi="Segoe UI Emoji" w:cs="Segoe UI Emoji"/>
+          <w:rFonts w:ascii="Roboto Mono" w:hAnsi="Roboto Mono" w:cs="Segoe UI Emoji" w:eastAsia="Roboto Mono"/>
         </w:rPr>
         <w:t>❌</w:t>
       </w:r>
       <w:r>
         <w:rPr>
-          <w:rFonts w:ascii="Roboto Mono" w:hAnsi="Roboto Mono"/>
+          <w:rFonts w:ascii="Roboto Mono" w:hAnsi="Roboto Mono" w:eastAsia="Roboto Mono"/>
         </w:rPr>
         <w:t xml:space="preserve"> </w:t>
       </w:r>
       <w:r>
         <w:rPr>
-          <w:rFonts w:ascii="Roboto Mono" w:hAnsi="Roboto Mono"/>
+          <w:rFonts w:ascii="Roboto Mono" w:hAnsi="Roboto Mono" w:eastAsia="Roboto Mono"/>
           <w:b/>
           <w:bCs/>
         </w:rPr>
@@ -212,19 +224,19 @@
       </w:r>
       <w:r>
         <w:rPr>
-          <w:rFonts w:ascii="Roboto Mono" w:hAnsi="Roboto Mono"/>
+          <w:rFonts w:ascii="Roboto Mono" w:hAnsi="Roboto Mono" w:eastAsia="Roboto Mono"/>
         </w:rPr>
         <w:t xml:space="preserve"> </w:t>
       </w:r>
       <w:r>
         <w:rPr>
-          <w:rFonts w:ascii="Arial" w:hAnsi="Arial" w:cs="Arial"/>
+          <w:rFonts w:ascii="Roboto Mono" w:hAnsi="Roboto Mono" w:cs="Arial" w:eastAsia="Roboto Mono"/>
         </w:rPr>
         <w:t>→</w:t>
       </w:r>
       <w:r>
         <w:rPr>
-          <w:rFonts w:ascii="Roboto Mono" w:hAnsi="Roboto Mono"/>
+          <w:rFonts w:ascii="Roboto Mono" w:hAnsi="Roboto Mono" w:eastAsia="Roboto Mono"/>
         </w:rPr>
         <w:t xml:space="preserve"> transaction is rolled back. </w:t>
       </w:r>
@@ -237,7 +249,7 @@
       </w:pPr>
       <w:r>
         <w:rPr>
-          <w:rFonts w:ascii="Roboto Mono" w:hAnsi="Roboto Mono"/>
+          <w:rFonts w:ascii="Roboto Mono" w:hAnsi="Roboto Mono" w:eastAsia="Roboto Mono"/>
         </w:rPr>
         <w:t>This ensures that the database remains consistent and correct.</w:t>
       </w:r>
@@ -250,7 +262,7 @@
       </w:pPr>
       <w:r>
         <w:rPr>
-          <w:rFonts w:ascii="Roboto Mono" w:hAnsi="Roboto Mono"/>
+          <w:rFonts w:ascii="Roboto Mono" w:hAnsi="Roboto Mono" w:eastAsia="Roboto Mono"/>
         </w:rPr>
         <w:pict w14:anchorId="363A591C">
           <v:rect id="_x0000_i1025" style="width:0;height:1.5pt" o:hralign="center" o:hrstd="t" o:hr="t" fillcolor="#a0a0a0" stroked="f"/>
@@ -263,17 +275,21 @@
       </w:pPr>
       <w:r>
         <w:rPr>
-          <w:rFonts w:ascii="Segoe UI Emoji" w:hAnsi="Segoe UI Emoji" w:cs="Segoe UI Emoji"/>
+          <w:rFonts w:ascii="Arial" w:hAnsi="Arial" w:cs="Segoe UI Emoji" w:eastAsia="Arial"/>
         </w:rPr>
         <w:t>🎯</w:t>
       </w:r>
       <w:r>
+        <w:rPr>
+          <w:rFonts w:ascii="Arial" w:hAnsi="Arial" w:eastAsia="Arial"/>
+        </w:rPr>
         <w:t xml:space="preserve"> Purpose</w:t>
       </w:r>
     </w:p>
     <w:p>
       <w:r>
         <w:rPr>
+          <w:rFonts w:ascii="Arial" w:hAnsi="Arial" w:eastAsia="Arial"/>
           <w:b/>
           <w:color w:val="000000"/>
           <w:sz w:val="18"/>
@@ -283,6 +299,7 @@
       </w:r>
       <w:r>
         <w:rPr>
+          <w:rFonts w:ascii="Arial" w:hAnsi="Arial" w:eastAsia="Arial"/>
           <w:color w:val="000000"/>
           <w:sz w:val="18"/>
           <w:highlight w:val="lightGray"/>
@@ -291,6 +308,7 @@
       </w:r>
       <w:r>
         <w:rPr>
+          <w:rFonts w:ascii="Arial" w:hAnsi="Arial" w:eastAsia="Arial"/>
           <w:b/>
           <w:color w:val="000000"/>
           <w:sz w:val="18"/>
@@ -300,6 +318,7 @@
       </w:r>
       <w:r>
         <w:rPr>
+          <w:rFonts w:ascii="Arial" w:hAnsi="Arial" w:eastAsia="Arial"/>
           <w:color w:val="000000"/>
           <w:sz w:val="18"/>
           <w:highlight w:val="lightGray"/>
@@ -308,6 +327,7 @@
       </w:r>
       <w:r>
         <w:rPr>
+          <w:rFonts w:ascii="Arial" w:hAnsi="Arial" w:eastAsia="Arial"/>
           <w:b/>
           <w:color w:val="000000"/>
           <w:sz w:val="18"/>
@@ -317,6 +337,7 @@
       </w:r>
       <w:r>
         <w:rPr>
+          <w:rFonts w:ascii="Arial" w:hAnsi="Arial" w:eastAsia="Arial"/>
           <w:color w:val="000000"/>
           <w:sz w:val="18"/>
           <w:highlight w:val="lightGray"/>
@@ -336,7 +357,7 @@
       </w:pPr>
       <w:r>
         <w:rPr>
-          <w:rFonts w:ascii="Roboto Mono" w:hAnsi="Roboto Mono"/>
+          <w:rFonts w:ascii="Roboto Mono" w:hAnsi="Roboto Mono" w:eastAsia="Roboto Mono"/>
         </w:rPr>
         <w:t xml:space="preserve">Maintain data integrity </w:t>
       </w:r>
@@ -353,7 +374,7 @@
       </w:pPr>
       <w:r>
         <w:rPr>
-          <w:rFonts w:ascii="Roboto Mono" w:hAnsi="Roboto Mono"/>
+          <w:rFonts w:ascii="Roboto Mono" w:hAnsi="Roboto Mono" w:eastAsia="Roboto Mono"/>
         </w:rPr>
         <w:t xml:space="preserve">Prevent partial updates </w:t>
       </w:r>
@@ -370,7 +391,7 @@
       </w:pPr>
       <w:r>
         <w:rPr>
-          <w:rFonts w:ascii="Roboto Mono" w:hAnsi="Roboto Mono"/>
+          <w:rFonts w:ascii="Roboto Mono" w:hAnsi="Roboto Mono" w:eastAsia="Roboto Mono"/>
         </w:rPr>
         <w:t xml:space="preserve">Ensure consistency </w:t>
       </w:r>
@@ -387,7 +408,7 @@
       </w:pPr>
       <w:r>
         <w:rPr>
-          <w:rFonts w:ascii="Roboto Mono" w:hAnsi="Roboto Mono"/>
+          <w:rFonts w:ascii="Roboto Mono" w:hAnsi="Roboto Mono" w:eastAsia="Roboto Mono"/>
         </w:rPr>
         <w:t xml:space="preserve">Handle errors safely </w:t>
       </w:r>
@@ -404,7 +425,7 @@
       </w:pPr>
       <w:r>
         <w:rPr>
-          <w:rFonts w:ascii="Roboto Mono" w:hAnsi="Roboto Mono"/>
+          <w:rFonts w:ascii="Roboto Mono" w:hAnsi="Roboto Mono" w:eastAsia="Roboto Mono"/>
         </w:rPr>
         <w:t xml:space="preserve">Support concurrent users </w:t>
       </w:r>
@@ -417,7 +438,7 @@
       </w:pPr>
       <w:r>
         <w:rPr>
-          <w:rFonts w:ascii="Roboto Mono" w:hAnsi="Roboto Mono"/>
+          <w:rFonts w:ascii="Roboto Mono" w:hAnsi="Roboto Mono" w:eastAsia="Roboto Mono"/>
         </w:rPr>
         <w:pict w14:anchorId="77795C83">
           <v:rect id="_x0000_i1026" style="width:0;height:1.5pt" o:hralign="center" o:hrstd="t" o:hr="t" fillcolor="#a0a0a0" stroked="f"/>
@@ -430,17 +451,21 @@
       </w:pPr>
       <w:r>
         <w:rPr>
-          <w:rFonts w:ascii="Segoe UI Emoji" w:hAnsi="Segoe UI Emoji" w:cs="Segoe UI Emoji"/>
+          <w:rFonts w:ascii="Arial" w:hAnsi="Arial" w:cs="Segoe UI Emoji" w:eastAsia="Arial"/>
         </w:rPr>
         <w:t>🧠</w:t>
       </w:r>
       <w:r>
+        <w:rPr>
+          <w:rFonts w:ascii="Arial" w:hAnsi="Arial" w:eastAsia="Arial"/>
+        </w:rPr>
         <w:t xml:space="preserve"> Simple Example</w:t>
       </w:r>
     </w:p>
     <w:p>
       <w:r>
         <w:rPr>
+          <w:rFonts w:ascii="Arial" w:hAnsi="Arial" w:eastAsia="Arial"/>
           <w:b/>
           <w:color w:val="000000"/>
           <w:sz w:val="18"/>
@@ -450,6 +475,7 @@
       </w:r>
       <w:r>
         <w:rPr>
+          <w:rFonts w:ascii="Arial" w:hAnsi="Arial" w:eastAsia="Arial"/>
           <w:color w:val="000000"/>
           <w:sz w:val="18"/>
           <w:highlight w:val="lightGray"/>
@@ -458,6 +484,7 @@
       </w:r>
       <w:r>
         <w:rPr>
+          <w:rFonts w:ascii="Arial" w:hAnsi="Arial" w:eastAsia="Arial"/>
           <w:b/>
           <w:color w:val="000000"/>
           <w:sz w:val="18"/>
@@ -467,6 +494,7 @@
       </w:r>
       <w:r>
         <w:rPr>
+          <w:rFonts w:ascii="Arial" w:hAnsi="Arial" w:eastAsia="Arial"/>
           <w:color w:val="000000"/>
           <w:sz w:val="18"/>
           <w:highlight w:val="lightGray"/>
@@ -475,6 +503,7 @@
       </w:r>
       <w:r>
         <w:rPr>
+          <w:rFonts w:ascii="Arial" w:hAnsi="Arial" w:eastAsia="Arial"/>
           <w:b/>
           <w:color w:val="000000"/>
           <w:sz w:val="18"/>
@@ -484,6 +513,7 @@
       </w:r>
       <w:r>
         <w:rPr>
+          <w:rFonts w:ascii="Arial" w:hAnsi="Arial" w:eastAsia="Arial"/>
           <w:color w:val="000000"/>
           <w:sz w:val="18"/>
           <w:highlight w:val="lightGray"/>
@@ -499,13 +529,13 @@
       </w:pPr>
       <w:r>
         <w:rPr>
-          <w:rFonts w:ascii="Roboto Mono" w:hAnsi="Roboto Mono"/>
+          <w:rFonts w:ascii="Roboto Mono" w:hAnsi="Roboto Mono" w:eastAsia="Roboto Mono"/>
         </w:rPr>
         <w:t xml:space="preserve">Imagine transferring </w:t>
       </w:r>
       <w:r>
         <w:rPr>
-          <w:rFonts w:ascii="Roboto Mono" w:hAnsi="Roboto Mono"/>
+          <w:rFonts w:ascii="Roboto Mono" w:hAnsi="Roboto Mono" w:eastAsia="Roboto Mono"/>
           <w:b/>
           <w:bCs/>
         </w:rPr>
@@ -513,7 +543,7 @@
       </w:r>
       <w:r>
         <w:rPr>
-          <w:rFonts w:ascii="Roboto Mono" w:hAnsi="Roboto Mono"/>
+          <w:rFonts w:ascii="Roboto Mono" w:hAnsi="Roboto Mono" w:eastAsia="Roboto Mono"/>
         </w:rPr>
         <w:t xml:space="preserve"> from Account A to Account B.</w:t>
       </w:r>
@@ -528,7 +558,7 @@
       </w:pPr>
       <w:r>
         <w:rPr>
-          <w:rFonts w:ascii="Roboto Mono" w:hAnsi="Roboto Mono"/>
+          <w:rFonts w:ascii="Roboto Mono" w:hAnsi="Roboto Mono" w:eastAsia="Roboto Mono"/>
           <w:b/>
           <w:bCs/>
         </w:rPr>
@@ -547,7 +577,7 @@
       </w:pPr>
       <w:r>
         <w:rPr>
-          <w:rFonts w:ascii="Roboto Mono" w:hAnsi="Roboto Mono"/>
+          <w:rFonts w:ascii="Roboto Mono" w:hAnsi="Roboto Mono" w:eastAsia="Roboto Mono"/>
         </w:rPr>
         <w:t xml:space="preserve">Subtract $100 from Account A </w:t>
       </w:r>
@@ -564,7 +594,7 @@
       </w:pPr>
       <w:r>
         <w:rPr>
-          <w:rFonts w:ascii="Roboto Mono" w:hAnsi="Roboto Mono"/>
+          <w:rFonts w:ascii="Roboto Mono" w:hAnsi="Roboto Mono" w:eastAsia="Roboto Mono"/>
         </w:rPr>
         <w:t xml:space="preserve">Add $100 to Account B </w:t>
       </w:r>
@@ -577,7 +607,7 @@
       </w:pPr>
       <w:r>
         <w:rPr>
-          <w:rFonts w:ascii="Roboto Mono" w:hAnsi="Roboto Mono"/>
+          <w:rFonts w:ascii="Roboto Mono" w:hAnsi="Roboto Mono" w:eastAsia="Roboto Mono"/>
         </w:rPr>
         <w:t>If step 1 succeeds but step 2 fails:</w:t>
       </w:r>
@@ -590,13 +620,13 @@
       </w:pPr>
       <w:r>
         <w:rPr>
-          <w:rFonts w:ascii="Segoe UI Emoji" w:hAnsi="Segoe UI Emoji" w:cs="Segoe UI Emoji"/>
+          <w:rFonts w:ascii="Roboto Mono" w:hAnsi="Roboto Mono" w:cs="Segoe UI Emoji" w:eastAsia="Roboto Mono"/>
         </w:rPr>
         <w:t>❌</w:t>
       </w:r>
       <w:r>
         <w:rPr>
-          <w:rFonts w:ascii="Roboto Mono" w:hAnsi="Roboto Mono"/>
+          <w:rFonts w:ascii="Roboto Mono" w:hAnsi="Roboto Mono" w:eastAsia="Roboto Mono"/>
         </w:rPr>
         <w:t xml:space="preserve"> Money disappears.</w:t>
       </w:r>
@@ -609,7 +639,7 @@
       </w:pPr>
       <w:r>
         <w:rPr>
-          <w:rFonts w:ascii="Roboto Mono" w:hAnsi="Roboto Mono"/>
+          <w:rFonts w:ascii="Roboto Mono" w:hAnsi="Roboto Mono" w:eastAsia="Roboto Mono"/>
         </w:rPr>
         <w:t>Using a transaction:</w:t>
       </w:r>
@@ -623,6 +653,7 @@
       </w:pPr>
       <w:r>
         <w:rPr>
+          <w:rFonts w:ascii="Arial" w:hAnsi="Arial" w:eastAsia="Arial"/>
           <w:noProof/>
         </w:rPr>
         <w:drawing>
@@ -684,66 +715,66 @@
       </w:pPr>
       <w:r>
         <w:rPr>
-          <w:rFonts w:ascii="Roboto Mono" w:hAnsi="Roboto Mono"/>
+          <w:rFonts w:ascii="Roboto Mono" w:hAnsi="Roboto Mono" w:eastAsia="Roboto Mono"/>
         </w:rPr>
         <w:t>Start Transaction</w:t>
       </w:r>
       <w:r>
         <w:rPr>
-          <w:rFonts w:ascii="Roboto Mono" w:hAnsi="Roboto Mono"/>
+          <w:rFonts w:ascii="Roboto Mono" w:hAnsi="Roboto Mono" w:eastAsia="Roboto Mono"/>
         </w:rPr>
         <w:br/>
         <w:t xml:space="preserve">    </w:t>
       </w:r>
       <w:r>
         <w:rPr>
-          <w:rFonts w:ascii="Arial" w:hAnsi="Arial" w:cs="Arial"/>
+          <w:rFonts w:ascii="Roboto Mono" w:hAnsi="Roboto Mono" w:cs="Arial" w:eastAsia="Roboto Mono"/>
         </w:rPr>
         <w:t>↓</w:t>
       </w:r>
       <w:r>
         <w:rPr>
-          <w:rFonts w:ascii="Roboto Mono" w:hAnsi="Roboto Mono"/>
+          <w:rFonts w:ascii="Roboto Mono" w:hAnsi="Roboto Mono" w:eastAsia="Roboto Mono"/>
         </w:rPr>
         <w:br/>
         <w:t>Subtract $100 from A</w:t>
       </w:r>
       <w:r>
         <w:rPr>
-          <w:rFonts w:ascii="Roboto Mono" w:hAnsi="Roboto Mono"/>
+          <w:rFonts w:ascii="Roboto Mono" w:hAnsi="Roboto Mono" w:eastAsia="Roboto Mono"/>
         </w:rPr>
         <w:br/>
         <w:t xml:space="preserve">    </w:t>
       </w:r>
       <w:r>
         <w:rPr>
-          <w:rFonts w:ascii="Arial" w:hAnsi="Arial" w:cs="Arial"/>
+          <w:rFonts w:ascii="Roboto Mono" w:hAnsi="Roboto Mono" w:cs="Arial" w:eastAsia="Roboto Mono"/>
         </w:rPr>
         <w:t>↓</w:t>
       </w:r>
       <w:r>
         <w:rPr>
-          <w:rFonts w:ascii="Roboto Mono" w:hAnsi="Roboto Mono"/>
+          <w:rFonts w:ascii="Roboto Mono" w:hAnsi="Roboto Mono" w:eastAsia="Roboto Mono"/>
         </w:rPr>
         <w:br/>
         <w:t>Add $100 to B</w:t>
       </w:r>
       <w:r>
         <w:rPr>
-          <w:rFonts w:ascii="Roboto Mono" w:hAnsi="Roboto Mono"/>
+          <w:rFonts w:ascii="Roboto Mono" w:hAnsi="Roboto Mono" w:eastAsia="Roboto Mono"/>
         </w:rPr>
         <w:br/>
         <w:t xml:space="preserve">    </w:t>
       </w:r>
       <w:r>
         <w:rPr>
-          <w:rFonts w:ascii="Arial" w:hAnsi="Arial" w:cs="Arial"/>
+          <w:rFonts w:ascii="Roboto Mono" w:hAnsi="Roboto Mono" w:cs="Arial" w:eastAsia="Roboto Mono"/>
         </w:rPr>
         <w:t>↓</w:t>
       </w:r>
       <w:r>
         <w:rPr>
-          <w:rFonts w:ascii="Roboto Mono" w:hAnsi="Roboto Mono"/>
+          <w:rFonts w:ascii="Roboto Mono" w:hAnsi="Roboto Mono" w:eastAsia="Roboto Mono"/>
         </w:rPr>
         <w:br/>
         <w:t>Commit</w:t>
@@ -757,7 +788,7 @@
       </w:pPr>
       <w:r>
         <w:rPr>
-          <w:rFonts w:ascii="Roboto Mono" w:hAnsi="Roboto Mono"/>
+          <w:rFonts w:ascii="Roboto Mono" w:hAnsi="Roboto Mono" w:eastAsia="Roboto Mono"/>
         </w:rPr>
         <w:t>If any step fails:</w:t>
       </w:r>
@@ -771,6 +802,7 @@
       </w:pPr>
       <w:r>
         <w:rPr>
+          <w:rFonts w:ascii="Arial" w:hAnsi="Arial" w:eastAsia="Arial"/>
           <w:noProof/>
         </w:rPr>
         <w:drawing>
@@ -832,66 +864,66 @@
       </w:pPr>
       <w:r>
         <w:rPr>
-          <w:rFonts w:ascii="Roboto Mono" w:hAnsi="Roboto Mono"/>
+          <w:rFonts w:ascii="Roboto Mono" w:hAnsi="Roboto Mono" w:eastAsia="Roboto Mono"/>
         </w:rPr>
         <w:t>Start Transaction</w:t>
       </w:r>
       <w:r>
         <w:rPr>
-          <w:rFonts w:ascii="Roboto Mono" w:hAnsi="Roboto Mono"/>
+          <w:rFonts w:ascii="Roboto Mono" w:hAnsi="Roboto Mono" w:eastAsia="Roboto Mono"/>
         </w:rPr>
         <w:br/>
         <w:t xml:space="preserve">    </w:t>
       </w:r>
       <w:r>
         <w:rPr>
-          <w:rFonts w:ascii="Arial" w:hAnsi="Arial" w:cs="Arial"/>
+          <w:rFonts w:ascii="Roboto Mono" w:hAnsi="Roboto Mono" w:cs="Arial" w:eastAsia="Roboto Mono"/>
         </w:rPr>
         <w:t>↓</w:t>
       </w:r>
       <w:r>
         <w:rPr>
-          <w:rFonts w:ascii="Roboto Mono" w:hAnsi="Roboto Mono"/>
+          <w:rFonts w:ascii="Roboto Mono" w:hAnsi="Roboto Mono" w:eastAsia="Roboto Mono"/>
         </w:rPr>
         <w:br/>
         <w:t>Subtract $100 from A</w:t>
       </w:r>
       <w:r>
         <w:rPr>
-          <w:rFonts w:ascii="Roboto Mono" w:hAnsi="Roboto Mono"/>
+          <w:rFonts w:ascii="Roboto Mono" w:hAnsi="Roboto Mono" w:eastAsia="Roboto Mono"/>
         </w:rPr>
         <w:br/>
         <w:t xml:space="preserve">    </w:t>
       </w:r>
       <w:r>
         <w:rPr>
-          <w:rFonts w:ascii="Arial" w:hAnsi="Arial" w:cs="Arial"/>
+          <w:rFonts w:ascii="Roboto Mono" w:hAnsi="Roboto Mono" w:cs="Arial" w:eastAsia="Roboto Mono"/>
         </w:rPr>
         <w:t>↓</w:t>
       </w:r>
       <w:r>
         <w:rPr>
-          <w:rFonts w:ascii="Roboto Mono" w:hAnsi="Roboto Mono"/>
+          <w:rFonts w:ascii="Roboto Mono" w:hAnsi="Roboto Mono" w:eastAsia="Roboto Mono"/>
         </w:rPr>
         <w:br/>
         <w:t>Error</w:t>
       </w:r>
       <w:r>
         <w:rPr>
-          <w:rFonts w:ascii="Roboto Mono" w:hAnsi="Roboto Mono"/>
+          <w:rFonts w:ascii="Roboto Mono" w:hAnsi="Roboto Mono" w:eastAsia="Roboto Mono"/>
         </w:rPr>
         <w:br/>
         <w:t xml:space="preserve">    </w:t>
       </w:r>
       <w:r>
         <w:rPr>
-          <w:rFonts w:ascii="Arial" w:hAnsi="Arial" w:cs="Arial"/>
+          <w:rFonts w:ascii="Roboto Mono" w:hAnsi="Roboto Mono" w:cs="Arial" w:eastAsia="Roboto Mono"/>
         </w:rPr>
         <w:t>↓</w:t>
       </w:r>
       <w:r>
         <w:rPr>
-          <w:rFonts w:ascii="Roboto Mono" w:hAnsi="Roboto Mono"/>
+          <w:rFonts w:ascii="Roboto Mono" w:hAnsi="Roboto Mono" w:eastAsia="Roboto Mono"/>
         </w:rPr>
         <w:br/>
         <w:t>Rollback</w:t>
@@ -905,7 +937,7 @@
       </w:pPr>
       <w:r>
         <w:rPr>
-          <w:rFonts w:ascii="Roboto Mono" w:hAnsi="Roboto Mono"/>
+          <w:rFonts w:ascii="Roboto Mono" w:hAnsi="Roboto Mono" w:eastAsia="Roboto Mono"/>
         </w:rPr>
         <w:t>The database returns to its original state.</w:t>
       </w:r>
@@ -918,7 +950,7 @@
       </w:pPr>
       <w:r>
         <w:rPr>
-          <w:rFonts w:ascii="Roboto Mono" w:hAnsi="Roboto Mono"/>
+          <w:rFonts w:ascii="Roboto Mono" w:hAnsi="Roboto Mono" w:eastAsia="Roboto Mono"/>
         </w:rPr>
         <w:pict w14:anchorId="05DF0986">
           <v:rect id="_x0000_i1027" style="width:0;height:1.5pt" o:hralign="center" o:hrstd="t" o:hr="t" fillcolor="#a0a0a0" stroked="f"/>
@@ -931,11 +963,14 @@
       </w:pPr>
       <w:r>
         <w:rPr>
-          <w:rFonts w:ascii="Segoe UI Emoji" w:hAnsi="Segoe UI Emoji" w:cs="Segoe UI Emoji"/>
+          <w:rFonts w:ascii="Arial" w:hAnsi="Arial" w:cs="Segoe UI Emoji" w:eastAsia="Arial"/>
         </w:rPr>
         <w:t>🔢</w:t>
       </w:r>
       <w:r>
+        <w:rPr>
+          <w:rFonts w:ascii="Arial" w:hAnsi="Arial" w:eastAsia="Arial"/>
+        </w:rPr>
         <w:t xml:space="preserve"> Main Transaction Operations</w:t>
       </w:r>
     </w:p>
@@ -944,12 +979,16 @@
         <w:pStyle w:val="Heading3"/>
       </w:pPr>
       <w:r>
+        <w:rPr>
+          <w:rFonts w:ascii="Arial" w:hAnsi="Arial" w:eastAsia="Arial"/>
+        </w:rPr>
         <w:t>1. BEGIN TRANSACTION</w:t>
       </w:r>
     </w:p>
     <w:p>
       <w:r>
         <w:rPr>
+          <w:rFonts w:ascii="Arial" w:hAnsi="Arial" w:eastAsia="Arial"/>
           <w:b/>
           <w:color w:val="000000"/>
           <w:sz w:val="18"/>
@@ -959,6 +998,7 @@
       </w:r>
       <w:r>
         <w:rPr>
+          <w:rFonts w:ascii="Arial" w:hAnsi="Arial" w:eastAsia="Arial"/>
           <w:color w:val="000000"/>
           <w:sz w:val="18"/>
           <w:highlight w:val="lightGray"/>
@@ -967,6 +1007,7 @@
       </w:r>
       <w:r>
         <w:rPr>
+          <w:rFonts w:ascii="Arial" w:hAnsi="Arial" w:eastAsia="Arial"/>
           <w:b/>
           <w:color w:val="000000"/>
           <w:sz w:val="18"/>
@@ -976,6 +1017,7 @@
       </w:r>
       <w:r>
         <w:rPr>
+          <w:rFonts w:ascii="Arial" w:hAnsi="Arial" w:eastAsia="Arial"/>
           <w:color w:val="000000"/>
           <w:sz w:val="18"/>
           <w:highlight w:val="lightGray"/>
@@ -984,6 +1026,7 @@
       </w:r>
       <w:r>
         <w:rPr>
+          <w:rFonts w:ascii="Arial" w:hAnsi="Arial" w:eastAsia="Arial"/>
           <w:b/>
           <w:color w:val="000000"/>
           <w:sz w:val="18"/>
@@ -993,6 +1036,7 @@
       </w:r>
       <w:r>
         <w:rPr>
+          <w:rFonts w:ascii="Arial" w:hAnsi="Arial" w:eastAsia="Arial"/>
           <w:color w:val="000000"/>
           <w:sz w:val="18"/>
           <w:highlight w:val="lightGray"/>
@@ -1008,7 +1052,7 @@
       </w:pPr>
       <w:r>
         <w:rPr>
-          <w:rFonts w:ascii="Roboto Mono" w:hAnsi="Roboto Mono"/>
+          <w:rFonts w:ascii="Roboto Mono" w:hAnsi="Roboto Mono" w:eastAsia="Roboto Mono"/>
         </w:rPr>
         <w:t>Starts a transaction.</w:t>
       </w:r>
@@ -1021,6 +1065,7 @@
       </w:pPr>
       <w:r>
         <w:rPr>
+          <w:rFonts w:ascii="Arial" w:hAnsi="Arial" w:eastAsia="Arial"/>
           <w:noProof/>
         </w:rPr>
         <w:drawing>
@@ -1081,7 +1126,7 @@
       </w:pPr>
       <w:r>
         <w:rPr>
-          <w:rFonts w:ascii="Roboto Mono" w:hAnsi="Roboto Mono"/>
+          <w:rFonts w:ascii="Roboto Mono" w:hAnsi="Roboto Mono" w:eastAsia="Roboto Mono"/>
         </w:rPr>
         <w:t>BEGIN;</w:t>
       </w:r>
@@ -1094,7 +1139,7 @@
       </w:pPr>
       <w:r>
         <w:rPr>
-          <w:rFonts w:ascii="Roboto Mono" w:hAnsi="Roboto Mono"/>
+          <w:rFonts w:ascii="Roboto Mono" w:hAnsi="Roboto Mono" w:eastAsia="Roboto Mono"/>
         </w:rPr>
         <w:pict w14:anchorId="587D1DF0">
           <v:rect id="_x0000_i1028" style="width:0;height:1.5pt" o:hralign="center" o:hrstd="t" o:hr="t" fillcolor="#a0a0a0" stroked="f"/>
@@ -1106,12 +1151,16 @@
         <w:pStyle w:val="Heading3"/>
       </w:pPr>
       <w:r>
+        <w:rPr>
+          <w:rFonts w:ascii="Arial" w:hAnsi="Arial" w:eastAsia="Arial"/>
+        </w:rPr>
         <w:t>2. COMMIT</w:t>
       </w:r>
     </w:p>
     <w:p>
       <w:r>
         <w:rPr>
+          <w:rFonts w:ascii="Arial" w:hAnsi="Arial" w:eastAsia="Arial"/>
           <w:b/>
           <w:color w:val="000000"/>
           <w:sz w:val="18"/>
@@ -1121,6 +1170,7 @@
       </w:r>
       <w:r>
         <w:rPr>
+          <w:rFonts w:ascii="Arial" w:hAnsi="Arial" w:eastAsia="Arial"/>
           <w:color w:val="000000"/>
           <w:sz w:val="18"/>
           <w:highlight w:val="lightGray"/>
@@ -1129,6 +1179,7 @@
       </w:r>
       <w:r>
         <w:rPr>
+          <w:rFonts w:ascii="Arial" w:hAnsi="Arial" w:eastAsia="Arial"/>
           <w:b/>
           <w:color w:val="000000"/>
           <w:sz w:val="18"/>
@@ -1138,6 +1189,7 @@
       </w:r>
       <w:r>
         <w:rPr>
+          <w:rFonts w:ascii="Arial" w:hAnsi="Arial" w:eastAsia="Arial"/>
           <w:color w:val="000000"/>
           <w:sz w:val="18"/>
           <w:highlight w:val="lightGray"/>
@@ -1146,6 +1198,7 @@
       </w:r>
       <w:r>
         <w:rPr>
+          <w:rFonts w:ascii="Arial" w:hAnsi="Arial" w:eastAsia="Arial"/>
           <w:b/>
           <w:color w:val="000000"/>
           <w:sz w:val="18"/>
@@ -1155,6 +1208,7 @@
       </w:r>
       <w:r>
         <w:rPr>
+          <w:rFonts w:ascii="Arial" w:hAnsi="Arial" w:eastAsia="Arial"/>
           <w:color w:val="000000"/>
           <w:sz w:val="18"/>
           <w:highlight w:val="lightGray"/>
@@ -1170,7 +1224,7 @@
       </w:pPr>
       <w:r>
         <w:rPr>
-          <w:rFonts w:ascii="Roboto Mono" w:hAnsi="Roboto Mono"/>
+          <w:rFonts w:ascii="Roboto Mono" w:hAnsi="Roboto Mono" w:eastAsia="Roboto Mono"/>
         </w:rPr>
         <w:t>Permanently saves all changes.</w:t>
       </w:r>
@@ -1183,6 +1237,7 @@
       </w:pPr>
       <w:r>
         <w:rPr>
+          <w:rFonts w:ascii="Arial" w:hAnsi="Arial" w:eastAsia="Arial"/>
           <w:noProof/>
         </w:rPr>
         <w:drawing>
@@ -1243,7 +1298,7 @@
       </w:pPr>
       <w:r>
         <w:rPr>
-          <w:rFonts w:ascii="Roboto Mono" w:hAnsi="Roboto Mono"/>
+          <w:rFonts w:ascii="Roboto Mono" w:hAnsi="Roboto Mono" w:eastAsia="Roboto Mono"/>
         </w:rPr>
         <w:t>COMMIT;</w:t>
       </w:r>
@@ -1256,7 +1311,7 @@
       </w:pPr>
       <w:r>
         <w:rPr>
-          <w:rFonts w:ascii="Roboto Mono" w:hAnsi="Roboto Mono"/>
+          <w:rFonts w:ascii="Roboto Mono" w:hAnsi="Roboto Mono" w:eastAsia="Roboto Mono"/>
         </w:rPr>
         <w:pict w14:anchorId="52F26C3C">
           <v:rect id="_x0000_i1029" style="width:0;height:1.5pt" o:hralign="center" o:hrstd="t" o:hr="t" fillcolor="#a0a0a0" stroked="f"/>
@@ -1268,12 +1323,16 @@
         <w:pStyle w:val="Heading3"/>
       </w:pPr>
       <w:r>
+        <w:rPr>
+          <w:rFonts w:ascii="Arial" w:hAnsi="Arial" w:eastAsia="Arial"/>
+        </w:rPr>
         <w:t>3. ROLLBACK</w:t>
       </w:r>
     </w:p>
     <w:p>
       <w:r>
         <w:rPr>
+          <w:rFonts w:ascii="Arial" w:hAnsi="Arial" w:eastAsia="Arial"/>
           <w:b/>
           <w:color w:val="000000"/>
           <w:sz w:val="18"/>
@@ -1283,6 +1342,7 @@
       </w:r>
       <w:r>
         <w:rPr>
+          <w:rFonts w:ascii="Arial" w:hAnsi="Arial" w:eastAsia="Arial"/>
           <w:color w:val="000000"/>
           <w:sz w:val="18"/>
           <w:highlight w:val="lightGray"/>
@@ -1291,6 +1351,7 @@
       </w:r>
       <w:r>
         <w:rPr>
+          <w:rFonts w:ascii="Arial" w:hAnsi="Arial" w:eastAsia="Arial"/>
           <w:b/>
           <w:color w:val="000000"/>
           <w:sz w:val="18"/>
@@ -1300,6 +1361,7 @@
       </w:r>
       <w:r>
         <w:rPr>
+          <w:rFonts w:ascii="Arial" w:hAnsi="Arial" w:eastAsia="Arial"/>
           <w:color w:val="000000"/>
           <w:sz w:val="18"/>
           <w:highlight w:val="lightGray"/>
@@ -1308,6 +1370,7 @@
       </w:r>
       <w:r>
         <w:rPr>
+          <w:rFonts w:ascii="Arial" w:hAnsi="Arial" w:eastAsia="Arial"/>
           <w:b/>
           <w:color w:val="000000"/>
           <w:sz w:val="18"/>
@@ -1317,6 +1380,7 @@
       </w:r>
       <w:r>
         <w:rPr>
+          <w:rFonts w:ascii="Arial" w:hAnsi="Arial" w:eastAsia="Arial"/>
           <w:color w:val="000000"/>
           <w:sz w:val="18"/>
           <w:highlight w:val="lightGray"/>
@@ -1332,7 +1396,7 @@
       </w:pPr>
       <w:r>
         <w:rPr>
-          <w:rFonts w:ascii="Roboto Mono" w:hAnsi="Roboto Mono"/>
+          <w:rFonts w:ascii="Roboto Mono" w:hAnsi="Roboto Mono" w:eastAsia="Roboto Mono"/>
         </w:rPr>
         <w:t>Cancels all changes made during the transaction.</w:t>
       </w:r>
@@ -1345,6 +1409,7 @@
       </w:pPr>
       <w:r>
         <w:rPr>
+          <w:rFonts w:ascii="Arial" w:hAnsi="Arial" w:eastAsia="Arial"/>
           <w:noProof/>
         </w:rPr>
         <w:drawing>
@@ -1405,7 +1470,7 @@
       </w:pPr>
       <w:r>
         <w:rPr>
-          <w:rFonts w:ascii="Roboto Mono" w:hAnsi="Roboto Mono"/>
+          <w:rFonts w:ascii="Roboto Mono" w:hAnsi="Roboto Mono" w:eastAsia="Roboto Mono"/>
         </w:rPr>
         <w:t>ROLLBACK;</w:t>
       </w:r>
@@ -1418,7 +1483,7 @@
       </w:pPr>
       <w:r>
         <w:rPr>
-          <w:rFonts w:ascii="Roboto Mono" w:hAnsi="Roboto Mono"/>
+          <w:rFonts w:ascii="Roboto Mono" w:hAnsi="Roboto Mono" w:eastAsia="Roboto Mono"/>
         </w:rPr>
         <w:pict w14:anchorId="392F10CA">
           <v:rect id="_x0000_i1030" style="width:0;height:1.5pt" o:hralign="center" o:hrstd="t" o:hr="t" fillcolor="#a0a0a0" stroked="f"/>
@@ -1431,11 +1496,14 @@
       </w:pPr>
       <w:r>
         <w:rPr>
-          <w:rFonts w:ascii="Segoe UI Emoji" w:hAnsi="Segoe UI Emoji" w:cs="Segoe UI Emoji"/>
+          <w:rFonts w:ascii="Arial" w:hAnsi="Arial" w:cs="Segoe UI Emoji" w:eastAsia="Arial"/>
         </w:rPr>
         <w:t>📚</w:t>
       </w:r>
       <w:r>
+        <w:rPr>
+          <w:rFonts w:ascii="Arial" w:hAnsi="Arial" w:eastAsia="Arial"/>
+        </w:rPr>
         <w:t xml:space="preserve"> SQL Example</w:t>
       </w:r>
     </w:p>
@@ -1444,6 +1512,9 @@
         <w:pStyle w:val="Heading3"/>
       </w:pPr>
       <w:r>
+        <w:rPr>
+          <w:rFonts w:ascii="Arial" w:hAnsi="Arial" w:eastAsia="Arial"/>
+        </w:rPr>
         <w:t>Without Transaction</w:t>
       </w:r>
     </w:p>
@@ -1456,6 +1527,7 @@
       </w:pPr>
       <w:r>
         <w:rPr>
+          <w:rFonts w:ascii="Arial" w:hAnsi="Arial" w:eastAsia="Arial"/>
           <w:b/>
           <w:color w:val="000000"/>
           <w:sz w:val="18"/>
@@ -1465,6 +1537,7 @@
       </w:r>
       <w:r>
         <w:rPr>
+          <w:rFonts w:ascii="Arial" w:hAnsi="Arial" w:eastAsia="Arial"/>
           <w:color w:val="000000"/>
           <w:sz w:val="18"/>
           <w:highlight w:val="lightGray"/>
@@ -1473,6 +1546,7 @@
       </w:r>
       <w:r>
         <w:rPr>
+          <w:rFonts w:ascii="Arial" w:hAnsi="Arial" w:eastAsia="Arial"/>
           <w:b/>
           <w:color w:val="000000"/>
           <w:sz w:val="18"/>
@@ -1482,6 +1556,7 @@
       </w:r>
       <w:r>
         <w:rPr>
+          <w:rFonts w:ascii="Arial" w:hAnsi="Arial" w:eastAsia="Arial"/>
           <w:color w:val="000000"/>
           <w:sz w:val="18"/>
           <w:highlight w:val="lightGray"/>
@@ -1490,6 +1565,7 @@
       </w:r>
       <w:r>
         <w:rPr>
+          <w:rFonts w:ascii="Arial" w:hAnsi="Arial" w:eastAsia="Arial"/>
           <w:b/>
           <w:color w:val="000000"/>
           <w:sz w:val="18"/>
@@ -1499,6 +1575,7 @@
       </w:r>
       <w:r>
         <w:rPr>
+          <w:rFonts w:ascii="Arial" w:hAnsi="Arial" w:eastAsia="Arial"/>
           <w:color w:val="000000"/>
           <w:sz w:val="18"/>
           <w:highlight w:val="lightGray"/>
@@ -1509,6 +1586,7 @@
     <w:p>
       <w:r>
         <w:rPr>
+          <w:rFonts w:ascii="Arial" w:hAnsi="Arial" w:eastAsia="Arial"/>
           <w:noProof/>
         </w:rPr>
         <w:drawing>
@@ -1569,47 +1647,47 @@
       </w:pPr>
       <w:r>
         <w:rPr>
-          <w:rFonts w:ascii="Roboto Mono" w:hAnsi="Roboto Mono"/>
+          <w:rFonts w:ascii="Roboto Mono" w:hAnsi="Roboto Mono" w:eastAsia="Roboto Mono"/>
         </w:rPr>
         <w:t>UPDATE accounts</w:t>
       </w:r>
       <w:r>
         <w:rPr>
-          <w:rFonts w:ascii="Roboto Mono" w:hAnsi="Roboto Mono"/>
+          <w:rFonts w:ascii="Roboto Mono" w:hAnsi="Roboto Mono" w:eastAsia="Roboto Mono"/>
         </w:rPr>
         <w:br/>
         <w:t>SET balance = balance - 100</w:t>
       </w:r>
       <w:r>
         <w:rPr>
-          <w:rFonts w:ascii="Roboto Mono" w:hAnsi="Roboto Mono"/>
+          <w:rFonts w:ascii="Roboto Mono" w:hAnsi="Roboto Mono" w:eastAsia="Roboto Mono"/>
         </w:rPr>
         <w:br/>
         <w:t>WHERE id = 1;</w:t>
       </w:r>
       <w:r>
         <w:rPr>
-          <w:rFonts w:ascii="Roboto Mono" w:hAnsi="Roboto Mono"/>
+          <w:rFonts w:ascii="Roboto Mono" w:hAnsi="Roboto Mono" w:eastAsia="Roboto Mono"/>
         </w:rPr>
         <w:br/>
       </w:r>
       <w:r>
         <w:rPr>
-          <w:rFonts w:ascii="Roboto Mono" w:hAnsi="Roboto Mono"/>
+          <w:rFonts w:ascii="Roboto Mono" w:hAnsi="Roboto Mono" w:eastAsia="Roboto Mono"/>
         </w:rPr>
         <w:br/>
         <w:t>UPDATE accounts</w:t>
       </w:r>
       <w:r>
         <w:rPr>
-          <w:rFonts w:ascii="Roboto Mono" w:hAnsi="Roboto Mono"/>
+          <w:rFonts w:ascii="Roboto Mono" w:hAnsi="Roboto Mono" w:eastAsia="Roboto Mono"/>
         </w:rPr>
         <w:br/>
         <w:t>SET balance = balance + 100</w:t>
       </w:r>
       <w:r>
         <w:rPr>
-          <w:rFonts w:ascii="Roboto Mono" w:hAnsi="Roboto Mono"/>
+          <w:rFonts w:ascii="Roboto Mono" w:hAnsi="Roboto Mono" w:eastAsia="Roboto Mono"/>
         </w:rPr>
         <w:br/>
         <w:t>WHERE id = 2;</w:t>
@@ -1623,7 +1701,7 @@
       </w:pPr>
       <w:r>
         <w:rPr>
-          <w:rFonts w:ascii="Roboto Mono" w:hAnsi="Roboto Mono"/>
+          <w:rFonts w:ascii="Roboto Mono" w:hAnsi="Roboto Mono" w:eastAsia="Roboto Mono"/>
         </w:rPr>
         <w:t>If the second query fails, data becomes incorrect.</w:t>
       </w:r>
@@ -1636,7 +1714,7 @@
       </w:pPr>
       <w:r>
         <w:rPr>
-          <w:rFonts w:ascii="Roboto Mono" w:hAnsi="Roboto Mono"/>
+          <w:rFonts w:ascii="Roboto Mono" w:hAnsi="Roboto Mono" w:eastAsia="Roboto Mono"/>
         </w:rPr>
         <w:pict w14:anchorId="5DA3EACD">
           <v:rect id="_x0000_i1031" style="width:0;height:1.5pt" o:hralign="center" o:hrstd="t" o:hr="t" fillcolor="#a0a0a0" stroked="f"/>
@@ -1648,6 +1726,9 @@
         <w:pStyle w:val="Heading3"/>
       </w:pPr>
       <w:r>
+        <w:rPr>
+          <w:rFonts w:ascii="Arial" w:hAnsi="Arial" w:eastAsia="Arial"/>
+        </w:rPr>
         <w:t>With Transaction</w:t>
       </w:r>
     </w:p>
@@ -1660,6 +1741,7 @@
       </w:pPr>
       <w:r>
         <w:rPr>
+          <w:rFonts w:ascii="Arial" w:hAnsi="Arial" w:eastAsia="Arial"/>
           <w:b/>
           <w:color w:val="000000"/>
           <w:sz w:val="18"/>
@@ -1669,6 +1751,7 @@
       </w:r>
       <w:r>
         <w:rPr>
+          <w:rFonts w:ascii="Arial" w:hAnsi="Arial" w:eastAsia="Arial"/>
           <w:color w:val="000000"/>
           <w:sz w:val="18"/>
           <w:highlight w:val="lightGray"/>
@@ -1677,6 +1760,7 @@
       </w:r>
       <w:r>
         <w:rPr>
+          <w:rFonts w:ascii="Arial" w:hAnsi="Arial" w:eastAsia="Arial"/>
           <w:b/>
           <w:color w:val="000000"/>
           <w:sz w:val="18"/>
@@ -1686,6 +1770,7 @@
       </w:r>
       <w:r>
         <w:rPr>
+          <w:rFonts w:ascii="Arial" w:hAnsi="Arial" w:eastAsia="Arial"/>
           <w:color w:val="000000"/>
           <w:sz w:val="18"/>
           <w:highlight w:val="lightGray"/>
@@ -1694,6 +1779,7 @@
       </w:r>
       <w:r>
         <w:rPr>
+          <w:rFonts w:ascii="Arial" w:hAnsi="Arial" w:eastAsia="Arial"/>
           <w:b/>
           <w:color w:val="000000"/>
           <w:sz w:val="18"/>
@@ -1703,6 +1789,7 @@
       </w:r>
       <w:r>
         <w:rPr>
+          <w:rFonts w:ascii="Arial" w:hAnsi="Arial" w:eastAsia="Arial"/>
           <w:color w:val="000000"/>
           <w:sz w:val="18"/>
           <w:highlight w:val="lightGray"/>
@@ -1713,6 +1800,7 @@
     <w:p>
       <w:r>
         <w:rPr>
+          <w:rFonts w:ascii="Arial" w:hAnsi="Arial" w:eastAsia="Arial"/>
           <w:noProof/>
         </w:rPr>
         <w:drawing>
@@ -1773,73 +1861,73 @@
       </w:pPr>
       <w:r>
         <w:rPr>
-          <w:rFonts w:ascii="Roboto Mono" w:hAnsi="Roboto Mono"/>
+          <w:rFonts w:ascii="Roboto Mono" w:hAnsi="Roboto Mono" w:eastAsia="Roboto Mono"/>
         </w:rPr>
         <w:t>BEGIN;</w:t>
       </w:r>
       <w:r>
         <w:rPr>
-          <w:rFonts w:ascii="Roboto Mono" w:hAnsi="Roboto Mono"/>
+          <w:rFonts w:ascii="Roboto Mono" w:hAnsi="Roboto Mono" w:eastAsia="Roboto Mono"/>
         </w:rPr>
         <w:br/>
       </w:r>
       <w:r>
         <w:rPr>
-          <w:rFonts w:ascii="Roboto Mono" w:hAnsi="Roboto Mono"/>
+          <w:rFonts w:ascii="Roboto Mono" w:hAnsi="Roboto Mono" w:eastAsia="Roboto Mono"/>
         </w:rPr>
         <w:br/>
         <w:t>UPDATE accounts</w:t>
       </w:r>
       <w:r>
         <w:rPr>
-          <w:rFonts w:ascii="Roboto Mono" w:hAnsi="Roboto Mono"/>
+          <w:rFonts w:ascii="Roboto Mono" w:hAnsi="Roboto Mono" w:eastAsia="Roboto Mono"/>
         </w:rPr>
         <w:br/>
         <w:t>SET balance = balance - 100</w:t>
       </w:r>
       <w:r>
         <w:rPr>
-          <w:rFonts w:ascii="Roboto Mono" w:hAnsi="Roboto Mono"/>
+          <w:rFonts w:ascii="Roboto Mono" w:hAnsi="Roboto Mono" w:eastAsia="Roboto Mono"/>
         </w:rPr>
         <w:br/>
         <w:t>WHERE id = 1;</w:t>
       </w:r>
       <w:r>
         <w:rPr>
-          <w:rFonts w:ascii="Roboto Mono" w:hAnsi="Roboto Mono"/>
+          <w:rFonts w:ascii="Roboto Mono" w:hAnsi="Roboto Mono" w:eastAsia="Roboto Mono"/>
         </w:rPr>
         <w:br/>
       </w:r>
       <w:r>
         <w:rPr>
-          <w:rFonts w:ascii="Roboto Mono" w:hAnsi="Roboto Mono"/>
+          <w:rFonts w:ascii="Roboto Mono" w:hAnsi="Roboto Mono" w:eastAsia="Roboto Mono"/>
         </w:rPr>
         <w:br/>
         <w:t>UPDATE accounts</w:t>
       </w:r>
       <w:r>
         <w:rPr>
-          <w:rFonts w:ascii="Roboto Mono" w:hAnsi="Roboto Mono"/>
+          <w:rFonts w:ascii="Roboto Mono" w:hAnsi="Roboto Mono" w:eastAsia="Roboto Mono"/>
         </w:rPr>
         <w:br/>
         <w:t>SET balance = balance + 100</w:t>
       </w:r>
       <w:r>
         <w:rPr>
-          <w:rFonts w:ascii="Roboto Mono" w:hAnsi="Roboto Mono"/>
+          <w:rFonts w:ascii="Roboto Mono" w:hAnsi="Roboto Mono" w:eastAsia="Roboto Mono"/>
         </w:rPr>
         <w:br/>
         <w:t>WHERE id = 2;</w:t>
       </w:r>
       <w:r>
         <w:rPr>
-          <w:rFonts w:ascii="Roboto Mono" w:hAnsi="Roboto Mono"/>
+          <w:rFonts w:ascii="Roboto Mono" w:hAnsi="Roboto Mono" w:eastAsia="Roboto Mono"/>
         </w:rPr>
         <w:br/>
       </w:r>
       <w:r>
         <w:rPr>
-          <w:rFonts w:ascii="Roboto Mono" w:hAnsi="Roboto Mono"/>
+          <w:rFonts w:ascii="Roboto Mono" w:hAnsi="Roboto Mono" w:eastAsia="Roboto Mono"/>
         </w:rPr>
         <w:br/>
         <w:t>COMMIT;</w:t>
@@ -1853,7 +1941,7 @@
       </w:pPr>
       <w:r>
         <w:rPr>
-          <w:rFonts w:ascii="Roboto Mono" w:hAnsi="Roboto Mono"/>
+          <w:rFonts w:ascii="Roboto Mono" w:hAnsi="Roboto Mono" w:eastAsia="Roboto Mono"/>
         </w:rPr>
         <w:t>If an error occurs:</w:t>
       </w:r>
@@ -1866,6 +1954,7 @@
       </w:pPr>
       <w:r>
         <w:rPr>
+          <w:rFonts w:ascii="Arial" w:hAnsi="Arial" w:eastAsia="Arial"/>
           <w:noProof/>
         </w:rPr>
         <w:drawing>
@@ -1926,7 +2015,7 @@
       </w:pPr>
       <w:r>
         <w:rPr>
-          <w:rFonts w:ascii="Roboto Mono" w:hAnsi="Roboto Mono"/>
+          <w:rFonts w:ascii="Roboto Mono" w:hAnsi="Roboto Mono" w:eastAsia="Roboto Mono"/>
         </w:rPr>
         <w:t>ROLLBACK;</w:t>
       </w:r>
@@ -1939,7 +2028,7 @@
       </w:pPr>
       <w:r>
         <w:rPr>
-          <w:rFonts w:ascii="Roboto Mono" w:hAnsi="Roboto Mono"/>
+          <w:rFonts w:ascii="Roboto Mono" w:hAnsi="Roboto Mono" w:eastAsia="Roboto Mono"/>
         </w:rPr>
         <w:pict w14:anchorId="74739702">
           <v:rect id="_x0000_i1032" style="width:0;height:1.5pt" o:hralign="center" o:hrstd="t" o:hr="t" fillcolor="#a0a0a0" stroked="f"/>
@@ -1952,17 +2041,21 @@
       </w:pPr>
       <w:r>
         <w:rPr>
-          <w:rFonts w:ascii="Segoe UI Emoji" w:hAnsi="Segoe UI Emoji" w:cs="Segoe UI Emoji"/>
+          <w:rFonts w:ascii="Arial" w:hAnsi="Arial" w:cs="Segoe UI Emoji" w:eastAsia="Arial"/>
         </w:rPr>
         <w:t>🏦</w:t>
       </w:r>
       <w:r>
+        <w:rPr>
+          <w:rFonts w:ascii="Arial" w:hAnsi="Arial" w:eastAsia="Arial"/>
+        </w:rPr>
         <w:t xml:space="preserve"> Real-World Uses</w:t>
       </w:r>
     </w:p>
     <w:p>
       <w:r>
         <w:rPr>
+          <w:rFonts w:ascii="Arial" w:hAnsi="Arial" w:eastAsia="Arial"/>
           <w:b/>
           <w:color w:val="000000"/>
           <w:sz w:val="18"/>
@@ -1972,6 +2065,7 @@
       </w:r>
       <w:r>
         <w:rPr>
+          <w:rFonts w:ascii="Arial" w:hAnsi="Arial" w:eastAsia="Arial"/>
           <w:color w:val="000000"/>
           <w:sz w:val="18"/>
           <w:highlight w:val="lightGray"/>
@@ -1980,6 +2074,7 @@
       </w:r>
       <w:r>
         <w:rPr>
+          <w:rFonts w:ascii="Arial" w:hAnsi="Arial" w:eastAsia="Arial"/>
           <w:b/>
           <w:color w:val="000000"/>
           <w:sz w:val="18"/>
@@ -1989,6 +2084,7 @@
       </w:r>
       <w:r>
         <w:rPr>
+          <w:rFonts w:ascii="Arial" w:hAnsi="Arial" w:eastAsia="Arial"/>
           <w:color w:val="000000"/>
           <w:sz w:val="18"/>
           <w:highlight w:val="lightGray"/>
@@ -1997,6 +2093,7 @@
       </w:r>
       <w:r>
         <w:rPr>
+          <w:rFonts w:ascii="Arial" w:hAnsi="Arial" w:eastAsia="Arial"/>
           <w:b/>
           <w:color w:val="000000"/>
           <w:sz w:val="18"/>
@@ -2006,6 +2103,7 @@
       </w:r>
       <w:r>
         <w:rPr>
+          <w:rFonts w:ascii="Arial" w:hAnsi="Arial" w:eastAsia="Arial"/>
           <w:color w:val="000000"/>
           <w:sz w:val="18"/>
           <w:highlight w:val="lightGray"/>
@@ -2023,7 +2121,7 @@
       </w:pPr>
       <w:r>
         <w:rPr>
-          <w:rFonts w:ascii="Roboto Mono" w:hAnsi="Roboto Mono"/>
+          <w:rFonts w:ascii="Roboto Mono" w:hAnsi="Roboto Mono" w:eastAsia="Roboto Mono"/>
           <w:b/>
           <w:bCs/>
         </w:rPr>
@@ -2042,7 +2140,7 @@
       </w:pPr>
       <w:r>
         <w:rPr>
-          <w:rFonts w:ascii="Roboto Mono" w:hAnsi="Roboto Mono"/>
+          <w:rFonts w:ascii="Roboto Mono" w:hAnsi="Roboto Mono" w:eastAsia="Roboto Mono"/>
         </w:rPr>
         <w:t xml:space="preserve">Money transfers </w:t>
       </w:r>
@@ -2059,7 +2157,7 @@
       </w:pPr>
       <w:r>
         <w:rPr>
-          <w:rFonts w:ascii="Roboto Mono" w:hAnsi="Roboto Mono"/>
+          <w:rFonts w:ascii="Roboto Mono" w:hAnsi="Roboto Mono" w:eastAsia="Roboto Mono"/>
         </w:rPr>
         <w:t xml:space="preserve">Deposits </w:t>
       </w:r>
@@ -2076,7 +2174,7 @@
       </w:pPr>
       <w:r>
         <w:rPr>
-          <w:rFonts w:ascii="Roboto Mono" w:hAnsi="Roboto Mono"/>
+          <w:rFonts w:ascii="Roboto Mono" w:hAnsi="Roboto Mono" w:eastAsia="Roboto Mono"/>
         </w:rPr>
         <w:t xml:space="preserve">Withdrawals </w:t>
       </w:r>
@@ -2091,7 +2189,7 @@
       </w:pPr>
       <w:r>
         <w:rPr>
-          <w:rFonts w:ascii="Roboto Mono" w:hAnsi="Roboto Mono"/>
+          <w:rFonts w:ascii="Roboto Mono" w:hAnsi="Roboto Mono" w:eastAsia="Roboto Mono"/>
           <w:b/>
           <w:bCs/>
         </w:rPr>
@@ -2110,7 +2208,7 @@
       </w:pPr>
       <w:r>
         <w:rPr>
-          <w:rFonts w:ascii="Roboto Mono" w:hAnsi="Roboto Mono"/>
+          <w:rFonts w:ascii="Roboto Mono" w:hAnsi="Roboto Mono" w:eastAsia="Roboto Mono"/>
         </w:rPr>
         <w:t xml:space="preserve">Create order </w:t>
       </w:r>
@@ -2127,7 +2225,7 @@
       </w:pPr>
       <w:r>
         <w:rPr>
-          <w:rFonts w:ascii="Roboto Mono" w:hAnsi="Roboto Mono"/>
+          <w:rFonts w:ascii="Roboto Mono" w:hAnsi="Roboto Mono" w:eastAsia="Roboto Mono"/>
         </w:rPr>
         <w:t xml:space="preserve">Update inventory </w:t>
       </w:r>
@@ -2144,7 +2242,7 @@
       </w:pPr>
       <w:r>
         <w:rPr>
-          <w:rFonts w:ascii="Roboto Mono" w:hAnsi="Roboto Mono"/>
+          <w:rFonts w:ascii="Roboto Mono" w:hAnsi="Roboto Mono" w:eastAsia="Roboto Mono"/>
         </w:rPr>
         <w:t xml:space="preserve">Process payment </w:t>
       </w:r>
@@ -2159,7 +2257,7 @@
       </w:pPr>
       <w:r>
         <w:rPr>
-          <w:rFonts w:ascii="Roboto Mono" w:hAnsi="Roboto Mono"/>
+          <w:rFonts w:ascii="Roboto Mono" w:hAnsi="Roboto Mono" w:eastAsia="Roboto Mono"/>
           <w:b/>
           <w:bCs/>
         </w:rPr>
@@ -2178,7 +2276,7 @@
       </w:pPr>
       <w:r>
         <w:rPr>
-          <w:rFonts w:ascii="Roboto Mono" w:hAnsi="Roboto Mono"/>
+          <w:rFonts w:ascii="Roboto Mono" w:hAnsi="Roboto Mono" w:eastAsia="Roboto Mono"/>
         </w:rPr>
         <w:t xml:space="preserve">Airline bookings </w:t>
       </w:r>
@@ -2195,7 +2293,7 @@
       </w:pPr>
       <w:r>
         <w:rPr>
-          <w:rFonts w:ascii="Roboto Mono" w:hAnsi="Roboto Mono"/>
+          <w:rFonts w:ascii="Roboto Mono" w:hAnsi="Roboto Mono" w:eastAsia="Roboto Mono"/>
         </w:rPr>
         <w:t xml:space="preserve">Hotel bookings </w:t>
       </w:r>
@@ -2212,7 +2310,7 @@
       </w:pPr>
       <w:r>
         <w:rPr>
-          <w:rFonts w:ascii="Roboto Mono" w:hAnsi="Roboto Mono"/>
+          <w:rFonts w:ascii="Roboto Mono" w:hAnsi="Roboto Mono" w:eastAsia="Roboto Mono"/>
         </w:rPr>
         <w:t xml:space="preserve">Ticket sales </w:t>
       </w:r>
@@ -2227,7 +2325,7 @@
       </w:pPr>
       <w:r>
         <w:rPr>
-          <w:rFonts w:ascii="Roboto Mono" w:hAnsi="Roboto Mono"/>
+          <w:rFonts w:ascii="Roboto Mono" w:hAnsi="Roboto Mono" w:eastAsia="Roboto Mono"/>
           <w:b/>
           <w:bCs/>
         </w:rPr>
@@ -2246,7 +2344,7 @@
       </w:pPr>
       <w:r>
         <w:rPr>
-          <w:rFonts w:ascii="Roboto Mono" w:hAnsi="Roboto Mono"/>
+          <w:rFonts w:ascii="Roboto Mono" w:hAnsi="Roboto Mono" w:eastAsia="Roboto Mono"/>
         </w:rPr>
         <w:t xml:space="preserve">Create user </w:t>
       </w:r>
@@ -2263,7 +2361,7 @@
       </w:pPr>
       <w:r>
         <w:rPr>
-          <w:rFonts w:ascii="Roboto Mono" w:hAnsi="Roboto Mono"/>
+          <w:rFonts w:ascii="Roboto Mono" w:hAnsi="Roboto Mono" w:eastAsia="Roboto Mono"/>
         </w:rPr>
         <w:t xml:space="preserve">Create profile </w:t>
       </w:r>
@@ -2280,7 +2378,7 @@
       </w:pPr>
       <w:r>
         <w:rPr>
-          <w:rFonts w:ascii="Roboto Mono" w:hAnsi="Roboto Mono"/>
+          <w:rFonts w:ascii="Roboto Mono" w:hAnsi="Roboto Mono" w:eastAsia="Roboto Mono"/>
         </w:rPr>
         <w:t xml:space="preserve">Assign permissions </w:t>
       </w:r>
@@ -2293,7 +2391,7 @@
       </w:pPr>
       <w:r>
         <w:rPr>
-          <w:rFonts w:ascii="Roboto Mono" w:hAnsi="Roboto Mono"/>
+          <w:rFonts w:ascii="Roboto Mono" w:hAnsi="Roboto Mono" w:eastAsia="Roboto Mono"/>
         </w:rPr>
         <w:pict w14:anchorId="11750E15">
           <v:rect id="_x0000_i1033" style="width:0;height:1.5pt" o:hralign="center" o:hrstd="t" o:hr="t" fillcolor="#a0a0a0" stroked="f"/>
@@ -2306,11 +2404,14 @@
       </w:pPr>
       <w:r>
         <w:rPr>
-          <w:rFonts w:ascii="Segoe UI Emoji" w:hAnsi="Segoe UI Emoji" w:cs="Segoe UI Emoji"/>
+          <w:rFonts w:ascii="Arial" w:hAnsi="Arial" w:cs="Segoe UI Emoji" w:eastAsia="Arial"/>
         </w:rPr>
         <w:t>🔗</w:t>
       </w:r>
       <w:r>
+        <w:rPr>
+          <w:rFonts w:ascii="Arial" w:hAnsi="Arial" w:eastAsia="Arial"/>
+        </w:rPr>
         <w:t xml:space="preserve"> How a Transaction Works</w:t>
       </w:r>
     </w:p>
@@ -2323,6 +2424,7 @@
       </w:pPr>
       <w:r>
         <w:rPr>
+          <w:rFonts w:ascii="Arial" w:hAnsi="Arial" w:eastAsia="Arial"/>
           <w:b/>
           <w:color w:val="000000"/>
           <w:sz w:val="18"/>
@@ -2332,6 +2434,7 @@
       </w:r>
       <w:r>
         <w:rPr>
+          <w:rFonts w:ascii="Arial" w:hAnsi="Arial" w:eastAsia="Arial"/>
           <w:color w:val="000000"/>
           <w:sz w:val="18"/>
           <w:highlight w:val="lightGray"/>
@@ -2340,6 +2443,7 @@
       </w:r>
       <w:r>
         <w:rPr>
+          <w:rFonts w:ascii="Arial" w:hAnsi="Arial" w:eastAsia="Arial"/>
           <w:b/>
           <w:color w:val="000000"/>
           <w:sz w:val="18"/>
@@ -2349,6 +2453,7 @@
       </w:r>
       <w:r>
         <w:rPr>
+          <w:rFonts w:ascii="Arial" w:hAnsi="Arial" w:eastAsia="Arial"/>
           <w:color w:val="000000"/>
           <w:sz w:val="18"/>
           <w:highlight w:val="lightGray"/>
@@ -2357,6 +2462,7 @@
       </w:r>
       <w:r>
         <w:rPr>
+          <w:rFonts w:ascii="Arial" w:hAnsi="Arial" w:eastAsia="Arial"/>
           <w:b/>
           <w:color w:val="000000"/>
           <w:sz w:val="18"/>
@@ -2366,6 +2472,7 @@
       </w:r>
       <w:r>
         <w:rPr>
+          <w:rFonts w:ascii="Arial" w:hAnsi="Arial" w:eastAsia="Arial"/>
           <w:color w:val="000000"/>
           <w:sz w:val="18"/>
           <w:highlight w:val="lightGray"/>
@@ -2376,6 +2483,7 @@
     <w:p>
       <w:r>
         <w:rPr>
+          <w:rFonts w:ascii="Arial" w:hAnsi="Arial" w:eastAsia="Arial"/>
           <w:noProof/>
         </w:rPr>
         <w:drawing>
@@ -2436,130 +2544,130 @@
       </w:pPr>
       <w:r>
         <w:rPr>
-          <w:rFonts w:ascii="Roboto Mono" w:hAnsi="Roboto Mono"/>
+          <w:rFonts w:ascii="Roboto Mono" w:hAnsi="Roboto Mono" w:eastAsia="Roboto Mono"/>
         </w:rPr>
         <w:t>Application</w:t>
       </w:r>
       <w:r>
         <w:rPr>
-          <w:rFonts w:ascii="Roboto Mono" w:hAnsi="Roboto Mono"/>
+          <w:rFonts w:ascii="Roboto Mono" w:hAnsi="Roboto Mono" w:eastAsia="Roboto Mono"/>
         </w:rPr>
         <w:br/>
         <w:t xml:space="preserve">     </w:t>
       </w:r>
       <w:r>
         <w:rPr>
-          <w:rFonts w:ascii="Arial" w:hAnsi="Arial" w:cs="Arial"/>
+          <w:rFonts w:ascii="Roboto Mono" w:hAnsi="Roboto Mono" w:cs="Arial" w:eastAsia="Roboto Mono"/>
         </w:rPr>
         <w:t>↓</w:t>
       </w:r>
       <w:r>
         <w:rPr>
-          <w:rFonts w:ascii="Roboto Mono" w:hAnsi="Roboto Mono"/>
+          <w:rFonts w:ascii="Roboto Mono" w:hAnsi="Roboto Mono" w:eastAsia="Roboto Mono"/>
         </w:rPr>
         <w:br/>
         <w:t>Begin Transaction</w:t>
       </w:r>
       <w:r>
         <w:rPr>
-          <w:rFonts w:ascii="Roboto Mono" w:hAnsi="Roboto Mono"/>
+          <w:rFonts w:ascii="Roboto Mono" w:hAnsi="Roboto Mono" w:eastAsia="Roboto Mono"/>
         </w:rPr>
         <w:br/>
         <w:t xml:space="preserve">     </w:t>
       </w:r>
       <w:r>
         <w:rPr>
-          <w:rFonts w:ascii="Arial" w:hAnsi="Arial" w:cs="Arial"/>
+          <w:rFonts w:ascii="Roboto Mono" w:hAnsi="Roboto Mono" w:cs="Arial" w:eastAsia="Roboto Mono"/>
         </w:rPr>
         <w:t>↓</w:t>
       </w:r>
       <w:r>
         <w:rPr>
-          <w:rFonts w:ascii="Roboto Mono" w:hAnsi="Roboto Mono"/>
+          <w:rFonts w:ascii="Roboto Mono" w:hAnsi="Roboto Mono" w:eastAsia="Roboto Mono"/>
         </w:rPr>
         <w:br/>
         <w:t>Database Operations</w:t>
       </w:r>
       <w:r>
         <w:rPr>
-          <w:rFonts w:ascii="Roboto Mono" w:hAnsi="Roboto Mono"/>
+          <w:rFonts w:ascii="Roboto Mono" w:hAnsi="Roboto Mono" w:eastAsia="Roboto Mono"/>
         </w:rPr>
         <w:br/>
         <w:t xml:space="preserve">     </w:t>
       </w:r>
       <w:r>
         <w:rPr>
-          <w:rFonts w:ascii="Arial" w:hAnsi="Arial" w:cs="Arial"/>
+          <w:rFonts w:ascii="Roboto Mono" w:hAnsi="Roboto Mono" w:cs="Arial" w:eastAsia="Roboto Mono"/>
         </w:rPr>
         <w:t>↓</w:t>
       </w:r>
       <w:r>
         <w:rPr>
-          <w:rFonts w:ascii="Roboto Mono" w:hAnsi="Roboto Mono"/>
+          <w:rFonts w:ascii="Roboto Mono" w:hAnsi="Roboto Mono" w:eastAsia="Roboto Mono"/>
         </w:rPr>
         <w:br/>
         <w:t xml:space="preserve">Success? </w:t>
       </w:r>
       <w:r>
         <w:rPr>
-          <w:rFonts w:ascii="Arial" w:hAnsi="Arial" w:cs="Arial"/>
+          <w:rFonts w:ascii="Roboto Mono" w:hAnsi="Roboto Mono" w:cs="Arial" w:eastAsia="Roboto Mono"/>
         </w:rPr>
         <w:t>──</w:t>
       </w:r>
       <w:r>
         <w:rPr>
-          <w:rFonts w:ascii="Roboto Mono" w:hAnsi="Roboto Mono"/>
+          <w:rFonts w:ascii="Roboto Mono" w:hAnsi="Roboto Mono" w:eastAsia="Roboto Mono"/>
         </w:rPr>
         <w:t xml:space="preserve"> Yes </w:t>
       </w:r>
       <w:r>
         <w:rPr>
-          <w:rFonts w:ascii="Arial" w:hAnsi="Arial" w:cs="Arial"/>
+          <w:rFonts w:ascii="Roboto Mono" w:hAnsi="Roboto Mono" w:cs="Arial" w:eastAsia="Roboto Mono"/>
         </w:rPr>
         <w:t>──►</w:t>
       </w:r>
       <w:r>
         <w:rPr>
-          <w:rFonts w:ascii="Roboto Mono" w:hAnsi="Roboto Mono"/>
+          <w:rFonts w:ascii="Roboto Mono" w:hAnsi="Roboto Mono" w:eastAsia="Roboto Mono"/>
         </w:rPr>
         <w:t xml:space="preserve"> Commit</w:t>
       </w:r>
       <w:r>
         <w:rPr>
-          <w:rFonts w:ascii="Roboto Mono" w:hAnsi="Roboto Mono"/>
+          <w:rFonts w:ascii="Roboto Mono" w:hAnsi="Roboto Mono" w:eastAsia="Roboto Mono"/>
         </w:rPr>
         <w:br/>
         <w:t xml:space="preserve">     </w:t>
       </w:r>
       <w:r>
         <w:rPr>
-          <w:rFonts w:ascii="MS Gothic" w:eastAsia="MS Gothic" w:hAnsi="MS Gothic" w:cs="MS Gothic" w:hint="eastAsia"/>
+          <w:rFonts w:ascii="Roboto Mono" w:eastAsia="Roboto Mono" w:hAnsi="Roboto Mono" w:cs="MS Gothic" w:hint="eastAsia"/>
         </w:rPr>
         <w:t>│</w:t>
       </w:r>
       <w:r>
         <w:rPr>
-          <w:rFonts w:ascii="Roboto Mono" w:hAnsi="Roboto Mono"/>
+          <w:rFonts w:ascii="Roboto Mono" w:hAnsi="Roboto Mono" w:eastAsia="Roboto Mono"/>
         </w:rPr>
         <w:br/>
         <w:t xml:space="preserve">     No</w:t>
       </w:r>
       <w:r>
         <w:rPr>
-          <w:rFonts w:ascii="Roboto Mono" w:hAnsi="Roboto Mono"/>
+          <w:rFonts w:ascii="Roboto Mono" w:hAnsi="Roboto Mono" w:eastAsia="Roboto Mono"/>
         </w:rPr>
         <w:br/>
         <w:t xml:space="preserve">     </w:t>
       </w:r>
       <w:r>
         <w:rPr>
-          <w:rFonts w:ascii="Arial" w:hAnsi="Arial" w:cs="Arial"/>
+          <w:rFonts w:ascii="Roboto Mono" w:hAnsi="Roboto Mono" w:cs="Arial" w:eastAsia="Roboto Mono"/>
         </w:rPr>
         <w:t>↓</w:t>
       </w:r>
       <w:r>
         <w:rPr>
-          <w:rFonts w:ascii="Roboto Mono" w:hAnsi="Roboto Mono"/>
+          <w:rFonts w:ascii="Roboto Mono" w:hAnsi="Roboto Mono" w:eastAsia="Roboto Mono"/>
         </w:rPr>
         <w:br/>
         <w:t>Rollback</w:t>
@@ -2573,7 +2681,7 @@
       </w:pPr>
       <w:r>
         <w:rPr>
-          <w:rFonts w:ascii="Roboto Mono" w:hAnsi="Roboto Mono"/>
+          <w:rFonts w:ascii="Roboto Mono" w:hAnsi="Roboto Mono" w:eastAsia="Roboto Mono"/>
         </w:rPr>
         <w:pict w14:anchorId="52A9F3E6">
           <v:rect id="_x0000_i1034" style="width:0;height:1.5pt" o:hralign="center" o:hrstd="t" o:hr="t" fillcolor="#a0a0a0" stroked="f"/>
@@ -2586,17 +2694,21 @@
       </w:pPr>
       <w:r>
         <w:rPr>
-          <w:rFonts w:ascii="Segoe UI Emoji" w:hAnsi="Segoe UI Emoji" w:cs="Segoe UI Emoji"/>
+          <w:rFonts w:ascii="Arial" w:hAnsi="Arial" w:cs="Segoe UI Emoji" w:eastAsia="Arial"/>
         </w:rPr>
         <w:t>🧠</w:t>
       </w:r>
       <w:r>
+        <w:rPr>
+          <w:rFonts w:ascii="Arial" w:hAnsi="Arial" w:eastAsia="Arial"/>
+        </w:rPr>
         <w:t xml:space="preserve"> Simple Analogy</w:t>
       </w:r>
     </w:p>
     <w:p>
       <w:r>
         <w:rPr>
+          <w:rFonts w:ascii="Arial" w:hAnsi="Arial" w:eastAsia="Arial"/>
           <w:b/>
           <w:color w:val="000000"/>
           <w:sz w:val="18"/>
@@ -2606,6 +2718,7 @@
       </w:r>
       <w:r>
         <w:rPr>
+          <w:rFonts w:ascii="Arial" w:hAnsi="Arial" w:eastAsia="Arial"/>
           <w:color w:val="000000"/>
           <w:sz w:val="18"/>
           <w:highlight w:val="lightGray"/>
@@ -2614,6 +2727,7 @@
       </w:r>
       <w:r>
         <w:rPr>
+          <w:rFonts w:ascii="Arial" w:hAnsi="Arial" w:eastAsia="Arial"/>
           <w:b/>
           <w:color w:val="000000"/>
           <w:sz w:val="18"/>
@@ -2623,6 +2737,7 @@
       </w:r>
       <w:r>
         <w:rPr>
+          <w:rFonts w:ascii="Arial" w:hAnsi="Arial" w:eastAsia="Arial"/>
           <w:color w:val="000000"/>
           <w:sz w:val="18"/>
           <w:highlight w:val="lightGray"/>
@@ -2631,6 +2746,7 @@
       </w:r>
       <w:r>
         <w:rPr>
+          <w:rFonts w:ascii="Arial" w:hAnsi="Arial" w:eastAsia="Arial"/>
           <w:b/>
           <w:color w:val="000000"/>
           <w:sz w:val="18"/>
@@ -2640,6 +2756,7 @@
       </w:r>
       <w:r>
         <w:rPr>
+          <w:rFonts w:ascii="Arial" w:hAnsi="Arial" w:eastAsia="Arial"/>
           <w:color w:val="000000"/>
           <w:sz w:val="18"/>
           <w:highlight w:val="lightGray"/>
@@ -2655,7 +2772,7 @@
       </w:pPr>
       <w:r>
         <w:rPr>
-          <w:rFonts w:ascii="Roboto Mono" w:hAnsi="Roboto Mono"/>
+          <w:rFonts w:ascii="Roboto Mono" w:hAnsi="Roboto Mono" w:eastAsia="Roboto Mono"/>
         </w:rPr>
         <w:t>Think of a transaction as:</w:t>
       </w:r>
@@ -2668,19 +2785,19 @@
       </w:pPr>
       <w:r>
         <w:rPr>
-          <w:rFonts w:ascii="Segoe UI Emoji" w:hAnsi="Segoe UI Emoji" w:cs="Segoe UI Emoji"/>
+          <w:rFonts w:ascii="Roboto Mono" w:hAnsi="Roboto Mono" w:cs="Segoe UI Emoji" w:eastAsia="Roboto Mono"/>
         </w:rPr>
         <w:t>📝</w:t>
       </w:r>
       <w:r>
         <w:rPr>
-          <w:rFonts w:ascii="Roboto Mono" w:hAnsi="Roboto Mono"/>
+          <w:rFonts w:ascii="Roboto Mono" w:hAnsi="Roboto Mono" w:eastAsia="Roboto Mono"/>
         </w:rPr>
         <w:t xml:space="preserve"> </w:t>
       </w:r>
       <w:r>
         <w:rPr>
-          <w:rFonts w:ascii="Roboto Mono" w:hAnsi="Roboto Mono"/>
+          <w:rFonts w:ascii="Roboto Mono" w:hAnsi="Roboto Mono" w:eastAsia="Roboto Mono"/>
           <w:b/>
           <w:bCs/>
         </w:rPr>
@@ -2699,19 +2816,19 @@
       </w:pPr>
       <w:r>
         <w:rPr>
-          <w:rFonts w:ascii="Roboto Mono" w:hAnsi="Roboto Mono"/>
+          <w:rFonts w:ascii="Roboto Mono" w:hAnsi="Roboto Mono" w:eastAsia="Roboto Mono"/>
         </w:rPr>
         <w:t xml:space="preserve">Everyone signs </w:t>
       </w:r>
       <w:r>
         <w:rPr>
-          <w:rFonts w:ascii="Arial" w:hAnsi="Arial" w:cs="Arial"/>
+          <w:rFonts w:ascii="Roboto Mono" w:hAnsi="Roboto Mono" w:cs="Arial" w:eastAsia="Roboto Mono"/>
         </w:rPr>
         <w:t>→</w:t>
       </w:r>
       <w:r>
         <w:rPr>
-          <w:rFonts w:ascii="Roboto Mono" w:hAnsi="Roboto Mono"/>
+          <w:rFonts w:ascii="Roboto Mono" w:hAnsi="Roboto Mono" w:eastAsia="Roboto Mono"/>
         </w:rPr>
         <w:t xml:space="preserve"> contract becomes official (COMMIT) </w:t>
       </w:r>
@@ -2728,19 +2845,19 @@
       </w:pPr>
       <w:r>
         <w:rPr>
-          <w:rFonts w:ascii="Roboto Mono" w:hAnsi="Roboto Mono"/>
+          <w:rFonts w:ascii="Roboto Mono" w:hAnsi="Roboto Mono" w:eastAsia="Roboto Mono"/>
         </w:rPr>
         <w:t xml:space="preserve">Someone refuses </w:t>
       </w:r>
       <w:r>
         <w:rPr>
-          <w:rFonts w:ascii="Arial" w:hAnsi="Arial" w:cs="Arial"/>
+          <w:rFonts w:ascii="Roboto Mono" w:hAnsi="Roboto Mono" w:cs="Arial" w:eastAsia="Roboto Mono"/>
         </w:rPr>
         <w:t>→</w:t>
       </w:r>
       <w:r>
         <w:rPr>
-          <w:rFonts w:ascii="Roboto Mono" w:hAnsi="Roboto Mono"/>
+          <w:rFonts w:ascii="Roboto Mono" w:hAnsi="Roboto Mono" w:eastAsia="Roboto Mono"/>
         </w:rPr>
         <w:t xml:space="preserve"> contract is canceled (ROLLBACK) </w:t>
       </w:r>
@@ -2753,7 +2870,7 @@
       </w:pPr>
       <w:r>
         <w:rPr>
-          <w:rFonts w:ascii="Roboto Mono" w:hAnsi="Roboto Mono"/>
+          <w:rFonts w:ascii="Roboto Mono" w:hAnsi="Roboto Mono" w:eastAsia="Roboto Mono"/>
         </w:rPr>
         <w:t>There is no half-completed contract.</w:t>
       </w:r>
@@ -2766,7 +2883,7 @@
       </w:pPr>
       <w:r>
         <w:rPr>
-          <w:rFonts w:ascii="Roboto Mono" w:hAnsi="Roboto Mono"/>
+          <w:rFonts w:ascii="Roboto Mono" w:hAnsi="Roboto Mono" w:eastAsia="Roboto Mono"/>
         </w:rPr>
         <w:pict w14:anchorId="5CFEA834">
           <v:rect id="_x0000_i1035" style="width:0;height:1.5pt" o:hralign="center" o:hrstd="t" o:hr="t" fillcolor="#a0a0a0" stroked="f"/>
@@ -2779,17 +2896,21 @@
       </w:pPr>
       <w:r>
         <w:rPr>
-          <w:rFonts w:ascii="Segoe UI Emoji" w:hAnsi="Segoe UI Emoji" w:cs="Segoe UI Emoji"/>
+          <w:rFonts w:ascii="Arial" w:hAnsi="Arial" w:cs="Segoe UI Emoji" w:eastAsia="Arial"/>
         </w:rPr>
         <w:t>🧭</w:t>
       </w:r>
       <w:r>
+        <w:rPr>
+          <w:rFonts w:ascii="Arial" w:hAnsi="Arial" w:eastAsia="Arial"/>
+        </w:rPr>
         <w:t xml:space="preserve"> Summary</w:t>
       </w:r>
     </w:p>
     <w:p>
       <w:r>
         <w:rPr>
+          <w:rFonts w:ascii="Arial" w:hAnsi="Arial" w:eastAsia="Arial"/>
           <w:b/>
           <w:color w:val="000000"/>
           <w:sz w:val="18"/>
@@ -2799,6 +2920,7 @@
       </w:r>
       <w:r>
         <w:rPr>
+          <w:rFonts w:ascii="Arial" w:hAnsi="Arial" w:eastAsia="Arial"/>
           <w:color w:val="000000"/>
           <w:sz w:val="18"/>
           <w:highlight w:val="lightGray"/>
@@ -2807,6 +2929,7 @@
       </w:r>
       <w:r>
         <w:rPr>
+          <w:rFonts w:ascii="Arial" w:hAnsi="Arial" w:eastAsia="Arial"/>
           <w:b/>
           <w:color w:val="000000"/>
           <w:sz w:val="18"/>
@@ -2816,6 +2939,7 @@
       </w:r>
       <w:r>
         <w:rPr>
+          <w:rFonts w:ascii="Arial" w:hAnsi="Arial" w:eastAsia="Arial"/>
           <w:color w:val="000000"/>
           <w:sz w:val="18"/>
           <w:highlight w:val="lightGray"/>
@@ -2824,6 +2948,7 @@
       </w:r>
       <w:r>
         <w:rPr>
+          <w:rFonts w:ascii="Arial" w:hAnsi="Arial" w:eastAsia="Arial"/>
           <w:b/>
           <w:color w:val="000000"/>
           <w:sz w:val="18"/>
@@ -2833,6 +2958,7 @@
       </w:r>
       <w:r>
         <w:rPr>
+          <w:rFonts w:ascii="Arial" w:hAnsi="Arial" w:eastAsia="Arial"/>
           <w:color w:val="000000"/>
           <w:sz w:val="18"/>
           <w:highlight w:val="lightGray"/>
@@ -2848,13 +2974,13 @@
       </w:pPr>
       <w:r>
         <w:rPr>
-          <w:rFonts w:ascii="Roboto Mono" w:hAnsi="Roboto Mono"/>
+          <w:rFonts w:ascii="Roboto Mono" w:hAnsi="Roboto Mono" w:eastAsia="Roboto Mono"/>
         </w:rPr>
         <w:t xml:space="preserve">A </w:t>
       </w:r>
       <w:r>
         <w:rPr>
-          <w:rFonts w:ascii="Roboto Mono" w:hAnsi="Roboto Mono"/>
+          <w:rFonts w:ascii="Roboto Mono" w:hAnsi="Roboto Mono" w:eastAsia="Roboto Mono"/>
           <w:b/>
           <w:bCs/>
         </w:rPr>
@@ -2862,13 +2988,13 @@
       </w:r>
       <w:r>
         <w:rPr>
-          <w:rFonts w:ascii="Roboto Mono" w:hAnsi="Roboto Mono"/>
+          <w:rFonts w:ascii="Roboto Mono" w:hAnsi="Roboto Mono" w:eastAsia="Roboto Mono"/>
         </w:rPr>
         <w:t xml:space="preserve"> is a group of database operations executed as a single unit. It guarantees that either all changes are successfully applied (</w:t>
       </w:r>
       <w:r>
         <w:rPr>
-          <w:rFonts w:ascii="Roboto Mono" w:hAnsi="Roboto Mono"/>
+          <w:rFonts w:ascii="Roboto Mono" w:hAnsi="Roboto Mono" w:eastAsia="Roboto Mono"/>
           <w:b/>
           <w:bCs/>
         </w:rPr>
@@ -2876,13 +3002,13 @@
       </w:r>
       <w:r>
         <w:rPr>
-          <w:rFonts w:ascii="Roboto Mono" w:hAnsi="Roboto Mono"/>
+          <w:rFonts w:ascii="Roboto Mono" w:hAnsi="Roboto Mono" w:eastAsia="Roboto Mono"/>
         </w:rPr>
         <w:t>) or none are applied (</w:t>
       </w:r>
       <w:r>
         <w:rPr>
-          <w:rFonts w:ascii="Roboto Mono" w:hAnsi="Roboto Mono"/>
+          <w:rFonts w:ascii="Roboto Mono" w:hAnsi="Roboto Mono" w:eastAsia="Roboto Mono"/>
           <w:b/>
           <w:bCs/>
         </w:rPr>
@@ -2890,7 +3016,7 @@
       </w:r>
       <w:r>
         <w:rPr>
-          <w:rFonts w:ascii="Roboto Mono" w:hAnsi="Roboto Mono"/>
+          <w:rFonts w:ascii="Roboto Mono" w:hAnsi="Roboto Mono" w:eastAsia="Roboto Mono"/>
         </w:rPr>
         <w:t>), ensuring data integrity and consistency through the ACID principles.</w:t>
       </w:r>

--- a/Knowledge/3-Work knowledge/1-Software Engineering/2-General Technologies/9-Databases/5-My Source/1-Intro to Databases/5-Database Transaction.docx
+++ b/Knowledge/3-Work knowledge/1-Software Engineering/2-General Technologies/9-Databases/5-My Source/1-Intro to Databases/5-Database Transaction.docx
@@ -8,7 +8,7 @@
       </w:pPr>
       <w:r>
         <w:rPr>
-          <w:rFonts w:ascii="Arial" w:hAnsi="Arial" w:eastAsia="Arial"/>
+          <w:rFonts w:ascii="Calibri Light" w:hAnsi="Calibri Light" w:eastAsia="Calibri Light"/>
         </w:rPr>
         <w:t>Database Transaction</w:t>
       </w:r>
@@ -19,13 +19,13 @@
       </w:pPr>
       <w:r>
         <w:rPr>
-          <w:rFonts w:ascii="Arial" w:hAnsi="Arial" w:cs="Segoe UI Emoji" w:eastAsia="Arial"/>
+          <w:rFonts w:ascii="Calibri Light" w:hAnsi="Calibri Light" w:cs="Segoe UI Emoji" w:eastAsia="Calibri Light"/>
         </w:rPr>
         <w:t>🌟</w:t>
       </w:r>
       <w:r>
         <w:rPr>
-          <w:rFonts w:ascii="Arial" w:hAnsi="Arial" w:eastAsia="Arial"/>
+          <w:rFonts w:ascii="Calibri Light" w:hAnsi="Calibri Light" w:eastAsia="Calibri Light"/>
         </w:rPr>
         <w:t xml:space="preserve"> Definition</w:t>
       </w:r>
@@ -275,13 +275,13 @@
       </w:pPr>
       <w:r>
         <w:rPr>
-          <w:rFonts w:ascii="Arial" w:hAnsi="Arial" w:cs="Segoe UI Emoji" w:eastAsia="Arial"/>
+          <w:rFonts w:ascii="Calibri Light" w:hAnsi="Calibri Light" w:cs="Segoe UI Emoji" w:eastAsia="Calibri Light"/>
         </w:rPr>
         <w:t>🎯</w:t>
       </w:r>
       <w:r>
         <w:rPr>
-          <w:rFonts w:ascii="Arial" w:hAnsi="Arial" w:eastAsia="Arial"/>
+          <w:rFonts w:ascii="Calibri Light" w:hAnsi="Calibri Light" w:eastAsia="Calibri Light"/>
         </w:rPr>
         <w:t xml:space="preserve"> Purpose</w:t>
       </w:r>
@@ -451,13 +451,13 @@
       </w:pPr>
       <w:r>
         <w:rPr>
-          <w:rFonts w:ascii="Arial" w:hAnsi="Arial" w:cs="Segoe UI Emoji" w:eastAsia="Arial"/>
+          <w:rFonts w:ascii="Calibri Light" w:hAnsi="Calibri Light" w:cs="Segoe UI Emoji" w:eastAsia="Calibri Light"/>
         </w:rPr>
         <w:t>🧠</w:t>
       </w:r>
       <w:r>
         <w:rPr>
-          <w:rFonts w:ascii="Arial" w:hAnsi="Arial" w:eastAsia="Arial"/>
+          <w:rFonts w:ascii="Calibri Light" w:hAnsi="Calibri Light" w:eastAsia="Calibri Light"/>
         </w:rPr>
         <w:t xml:space="preserve"> Simple Example</w:t>
       </w:r>
@@ -963,13 +963,13 @@
       </w:pPr>
       <w:r>
         <w:rPr>
-          <w:rFonts w:ascii="Arial" w:hAnsi="Arial" w:cs="Segoe UI Emoji" w:eastAsia="Arial"/>
+          <w:rFonts w:ascii="Calibri Light" w:hAnsi="Calibri Light" w:cs="Segoe UI Emoji" w:eastAsia="Calibri Light"/>
         </w:rPr>
         <w:t>🔢</w:t>
       </w:r>
       <w:r>
         <w:rPr>
-          <w:rFonts w:ascii="Arial" w:hAnsi="Arial" w:eastAsia="Arial"/>
+          <w:rFonts w:ascii="Calibri Light" w:hAnsi="Calibri Light" w:eastAsia="Calibri Light"/>
         </w:rPr>
         <w:t xml:space="preserve"> Main Transaction Operations</w:t>
       </w:r>
@@ -980,7 +980,7 @@
       </w:pPr>
       <w:r>
         <w:rPr>
-          <w:rFonts w:ascii="Arial" w:hAnsi="Arial" w:eastAsia="Arial"/>
+          <w:rFonts w:ascii="Calibri Light" w:hAnsi="Calibri Light" w:eastAsia="Calibri Light"/>
         </w:rPr>
         <w:t>1. BEGIN TRANSACTION</w:t>
       </w:r>
@@ -1152,7 +1152,7 @@
       </w:pPr>
       <w:r>
         <w:rPr>
-          <w:rFonts w:ascii="Arial" w:hAnsi="Arial" w:eastAsia="Arial"/>
+          <w:rFonts w:ascii="Calibri Light" w:hAnsi="Calibri Light" w:eastAsia="Calibri Light"/>
         </w:rPr>
         <w:t>2. COMMIT</w:t>
       </w:r>
@@ -1324,7 +1324,7 @@
       </w:pPr>
       <w:r>
         <w:rPr>
-          <w:rFonts w:ascii="Arial" w:hAnsi="Arial" w:eastAsia="Arial"/>
+          <w:rFonts w:ascii="Calibri Light" w:hAnsi="Calibri Light" w:eastAsia="Calibri Light"/>
         </w:rPr>
         <w:t>3. ROLLBACK</w:t>
       </w:r>
@@ -1496,13 +1496,13 @@
       </w:pPr>
       <w:r>
         <w:rPr>
-          <w:rFonts w:ascii="Arial" w:hAnsi="Arial" w:cs="Segoe UI Emoji" w:eastAsia="Arial"/>
+          <w:rFonts w:ascii="Calibri Light" w:hAnsi="Calibri Light" w:cs="Segoe UI Emoji" w:eastAsia="Calibri Light"/>
         </w:rPr>
         <w:t>📚</w:t>
       </w:r>
       <w:r>
         <w:rPr>
-          <w:rFonts w:ascii="Arial" w:hAnsi="Arial" w:eastAsia="Arial"/>
+          <w:rFonts w:ascii="Calibri Light" w:hAnsi="Calibri Light" w:eastAsia="Calibri Light"/>
         </w:rPr>
         <w:t xml:space="preserve"> SQL Example</w:t>
       </w:r>
@@ -1513,7 +1513,7 @@
       </w:pPr>
       <w:r>
         <w:rPr>
-          <w:rFonts w:ascii="Arial" w:hAnsi="Arial" w:eastAsia="Arial"/>
+          <w:rFonts w:ascii="Calibri Light" w:hAnsi="Calibri Light" w:eastAsia="Calibri Light"/>
         </w:rPr>
         <w:t>Without Transaction</w:t>
       </w:r>
@@ -1727,7 +1727,7 @@
       </w:pPr>
       <w:r>
         <w:rPr>
-          <w:rFonts w:ascii="Arial" w:hAnsi="Arial" w:eastAsia="Arial"/>
+          <w:rFonts w:ascii="Calibri Light" w:hAnsi="Calibri Light" w:eastAsia="Calibri Light"/>
         </w:rPr>
         <w:t>With Transaction</w:t>
       </w:r>
@@ -2041,13 +2041,13 @@
       </w:pPr>
       <w:r>
         <w:rPr>
-          <w:rFonts w:ascii="Arial" w:hAnsi="Arial" w:cs="Segoe UI Emoji" w:eastAsia="Arial"/>
+          <w:rFonts w:ascii="Calibri Light" w:hAnsi="Calibri Light" w:cs="Segoe UI Emoji" w:eastAsia="Calibri Light"/>
         </w:rPr>
         <w:t>🏦</w:t>
       </w:r>
       <w:r>
         <w:rPr>
-          <w:rFonts w:ascii="Arial" w:hAnsi="Arial" w:eastAsia="Arial"/>
+          <w:rFonts w:ascii="Calibri Light" w:hAnsi="Calibri Light" w:eastAsia="Calibri Light"/>
         </w:rPr>
         <w:t xml:space="preserve"> Real-World Uses</w:t>
       </w:r>
@@ -2404,13 +2404,13 @@
       </w:pPr>
       <w:r>
         <w:rPr>
-          <w:rFonts w:ascii="Arial" w:hAnsi="Arial" w:cs="Segoe UI Emoji" w:eastAsia="Arial"/>
+          <w:rFonts w:ascii="Calibri Light" w:hAnsi="Calibri Light" w:cs="Segoe UI Emoji" w:eastAsia="Calibri Light"/>
         </w:rPr>
         <w:t>🔗</w:t>
       </w:r>
       <w:r>
         <w:rPr>
-          <w:rFonts w:ascii="Arial" w:hAnsi="Arial" w:eastAsia="Arial"/>
+          <w:rFonts w:ascii="Calibri Light" w:hAnsi="Calibri Light" w:eastAsia="Calibri Light"/>
         </w:rPr>
         <w:t xml:space="preserve"> How a Transaction Works</w:t>
       </w:r>
@@ -2694,13 +2694,13 @@
       </w:pPr>
       <w:r>
         <w:rPr>
-          <w:rFonts w:ascii="Arial" w:hAnsi="Arial" w:cs="Segoe UI Emoji" w:eastAsia="Arial"/>
+          <w:rFonts w:ascii="Calibri Light" w:hAnsi="Calibri Light" w:cs="Segoe UI Emoji" w:eastAsia="Calibri Light"/>
         </w:rPr>
         <w:t>🧠</w:t>
       </w:r>
       <w:r>
         <w:rPr>
-          <w:rFonts w:ascii="Arial" w:hAnsi="Arial" w:eastAsia="Arial"/>
+          <w:rFonts w:ascii="Calibri Light" w:hAnsi="Calibri Light" w:eastAsia="Calibri Light"/>
         </w:rPr>
         <w:t xml:space="preserve"> Simple Analogy</w:t>
       </w:r>
@@ -2896,13 +2896,13 @@
       </w:pPr>
       <w:r>
         <w:rPr>
-          <w:rFonts w:ascii="Arial" w:hAnsi="Arial" w:cs="Segoe UI Emoji" w:eastAsia="Arial"/>
+          <w:rFonts w:ascii="Calibri Light" w:hAnsi="Calibri Light" w:cs="Segoe UI Emoji" w:eastAsia="Calibri Light"/>
         </w:rPr>
         <w:t>🧭</w:t>
       </w:r>
       <w:r>
         <w:rPr>
-          <w:rFonts w:ascii="Arial" w:hAnsi="Arial" w:eastAsia="Arial"/>
+          <w:rFonts w:ascii="Calibri Light" w:hAnsi="Calibri Light" w:eastAsia="Calibri Light"/>
         </w:rPr>
         <w:t xml:space="preserve"> Summary</w:t>
       </w:r>
